--- a/我的毕业论文.docx
+++ b/我的毕业论文.docx
@@ -43,7 +43,7 @@
                     </pic:cNvPicPr>
                   </pic:nvPicPr>
                   <pic:blipFill>
-                    <a:blip r:embed="rId6">
+                    <a:blip r:embed="rId8">
                       <a:extLst>
                         <a:ext uri="{28A0092B-C50C-407E-A947-70E740481C1C}">
                           <a14:useLocalDpi xmlns:a14="http://schemas.microsoft.com/office/drawing/2010/main" val="0"/>
@@ -1247,7 +1247,7 @@
       <w:pPr>
         <w:jc w:val="center"/>
         <w:rPr>
-          <w:rFonts w:ascii="宋体" w:hAnsi="宋体"/>
+          <w:rFonts w:ascii="宋体" w:hAnsi="宋体" w:hint="eastAsia"/>
           <w:b/>
           <w:sz w:val="36"/>
           <w:szCs w:val="36"/>
@@ -1279,12 +1279,30 @@
         <w:ind w:leftChars="0" w:left="0"/>
         <w:jc w:val="center"/>
         <w:rPr>
+          <w:rFonts w:ascii="宋体" w:hAnsi="宋体" w:hint="eastAsia"/>
+          <w:b/>
+          <w:sz w:val="36"/>
+          <w:szCs w:val="36"/>
+        </w:rPr>
+      </w:pPr>
+      <w:r>
+        <w:rPr>
           <w:rFonts w:ascii="宋体" w:hAnsi="宋体"/>
           <w:b/>
           <w:sz w:val="36"/>
           <w:szCs w:val="36"/>
         </w:rPr>
-      </w:pPr>
+        <w:t>202</w:t>
+      </w:r>
+      <w:r>
+        <w:rPr>
+          <w:rFonts w:ascii="宋体" w:hAnsi="宋体" w:hint="eastAsia"/>
+          <w:b/>
+          <w:sz w:val="36"/>
+          <w:szCs w:val="36"/>
+        </w:rPr>
+        <w:t>6</w:t>
+      </w:r>
       <w:r>
         <w:rPr>
           <w:rFonts w:ascii="宋体" w:hAnsi="宋体"/>
@@ -1292,7 +1310,7 @@
           <w:sz w:val="36"/>
           <w:szCs w:val="36"/>
         </w:rPr>
-        <w:t>202</w:t>
+        <w:t>年</w:t>
       </w:r>
       <w:r>
         <w:rPr>
@@ -1301,7 +1319,7 @@
           <w:sz w:val="36"/>
           <w:szCs w:val="36"/>
         </w:rPr>
-        <w:t>6</w:t>
+        <w:t>5</w:t>
       </w:r>
       <w:r>
         <w:rPr>
@@ -1310,24 +1328,6 @@
           <w:sz w:val="36"/>
           <w:szCs w:val="36"/>
         </w:rPr>
-        <w:t>年</w:t>
-      </w:r>
-      <w:r>
-        <w:rPr>
-          <w:rFonts w:ascii="宋体" w:hAnsi="宋体" w:hint="eastAsia"/>
-          <w:b/>
-          <w:sz w:val="36"/>
-          <w:szCs w:val="36"/>
-        </w:rPr>
-        <w:t>5</w:t>
-      </w:r>
-      <w:r>
-        <w:rPr>
-          <w:rFonts w:ascii="宋体" w:hAnsi="宋体"/>
-          <w:b/>
-          <w:sz w:val="36"/>
-          <w:szCs w:val="36"/>
-        </w:rPr>
         <w:t>月</w:t>
       </w:r>
     </w:p>
@@ -1838,8 +1838,8 @@
           <w:sz w:val="28"/>
         </w:rPr>
         <w:sectPr>
-          <w:footerReference w:type="even" r:id="rId7"/>
-          <w:footerReference w:type="default" r:id="rId8"/>
+          <w:footerReference w:type="even" r:id="rId9"/>
+          <w:footerReference w:type="default" r:id="rId10"/>
           <w:pgSz w:w="11906" w:h="16838"/>
           <w:pgMar w:top="1701" w:right="1418" w:bottom="1361" w:left="1418" w:header="1134" w:footer="1134" w:gutter="0"/>
           <w:pgNumType w:fmt="numberInDash" w:start="19"/>
@@ -1921,7 +1921,7 @@
         <w:spacing w:before="360" w:after="360" w:line="400" w:lineRule="exact"/>
         <w:jc w:val="center"/>
         <w:rPr>
-          <w:rFonts w:ascii="宋体" w:eastAsia="宋体" w:hAnsi="宋体"/>
+          <w:rFonts w:ascii="宋体" w:eastAsia="宋体" w:hAnsi="宋体" w:hint="eastAsia"/>
           <w:b/>
           <w:bCs/>
           <w:color w:val="auto"/>
@@ -2663,12 +2663,9 @@
     <w:p>
       <w:pPr>
         <w:spacing w:line="400" w:lineRule="exact"/>
-        <w:rPr>
-          <w:rFonts w:hint="eastAsia"/>
-        </w:rPr>
         <w:sectPr>
-          <w:headerReference w:type="default" r:id="rId9"/>
-          <w:footerReference w:type="default" r:id="rId10"/>
+          <w:headerReference w:type="default" r:id="rId11"/>
+          <w:footerReference w:type="default" r:id="rId12"/>
           <w:pgSz w:w="11906" w:h="16838"/>
           <w:pgMar w:top="1701" w:right="1418" w:bottom="1361" w:left="1418" w:header="1134" w:footer="1134" w:gutter="0"/>
           <w:pgNumType w:fmt="upperRoman" w:start="1"/>
@@ -2694,7 +2691,7 @@
         <w:spacing w:before="360" w:after="360" w:line="400" w:lineRule="exact"/>
         <w:jc w:val="center"/>
         <w:rPr>
-          <w:rFonts w:ascii="Times New Roman" w:hAnsi="Times New Roman" w:cs="Times New Roman" w:hint="eastAsia"/>
+          <w:rFonts w:ascii="Times New Roman" w:hAnsi="Times New Roman" w:cs="Times New Roman"/>
           <w:b/>
           <w:bCs/>
           <w:color w:val="auto"/>
@@ -3386,9 +3383,9 @@
           <w:sz w:val="44"/>
         </w:rPr>
         <w:sectPr>
-          <w:headerReference w:type="even" r:id="rId11"/>
-          <w:headerReference w:type="default" r:id="rId12"/>
-          <w:footerReference w:type="even" r:id="rId13"/>
+          <w:headerReference w:type="even" r:id="rId13"/>
+          <w:headerReference w:type="default" r:id="rId14"/>
+          <w:footerReference w:type="even" r:id="rId15"/>
           <w:pgSz w:w="11906" w:h="16838"/>
           <w:pgMar w:top="1701" w:right="1418" w:bottom="1361" w:left="1418" w:header="1134" w:footer="1134" w:gutter="0"/>
           <w:pgNumType w:fmt="upperRoman"/>
@@ -4938,8 +4935,8 @@
           <w:szCs w:val="28"/>
         </w:rPr>
         <w:sectPr>
-          <w:headerReference w:type="even" r:id="rId14"/>
-          <w:headerReference w:type="default" r:id="rId15"/>
+          <w:headerReference w:type="even" r:id="rId16"/>
+          <w:headerReference w:type="default" r:id="rId17"/>
           <w:footnotePr>
             <w:numFmt w:val="decimalEnclosedCircleChinese"/>
             <w:numRestart w:val="eachPage"/>
@@ -5110,6 +5107,7 @@
         <w:keepLines w:val="0"/>
         <w:spacing w:before="360" w:after="360" w:line="400" w:lineRule="exact"/>
         <w:rPr>
+          <w:rFonts w:hint="eastAsia"/>
           <w:bCs/>
           <w:color w:val="000000"/>
           <w:szCs w:val="30"/>
@@ -5150,7 +5148,7 @@
         <w:pStyle w:val="2"/>
         <w:spacing w:before="240" w:after="240" w:line="400" w:lineRule="exact"/>
         <w:rPr>
-          <w:rFonts w:ascii="Times New Roman"/>
+          <w:rFonts w:ascii="Times New Roman" w:hint="eastAsia"/>
           <w:b/>
           <w:color w:val="000000"/>
           <w:sz w:val="28"/>
@@ -5333,6 +5331,7 @@
         <w:spacing w:before="240" w:after="240" w:line="400" w:lineRule="exact"/>
         <w:ind w:left="272" w:hanging="272"/>
         <w:rPr>
+          <w:rFonts w:hint="eastAsia"/>
           <w:b/>
           <w:color w:val="000000"/>
           <w:sz w:val="24"/>
@@ -5558,23 +5557,7 @@
           <w:sz w:val="24"/>
           <w:vertAlign w:val="superscript"/>
         </w:rPr>
-        <w:t>[</w:t>
-      </w:r>
-      <w:r>
-        <w:rPr>
-          <w:color w:val="000000"/>
-          <w:sz w:val="24"/>
-          <w:vertAlign w:val="superscript"/>
-        </w:rPr>
-        <w:t>2</w:t>
-      </w:r>
-      <w:r>
-        <w:rPr>
-          <w:color w:val="000000"/>
-          <w:sz w:val="24"/>
-          <w:vertAlign w:val="superscript"/>
-        </w:rPr>
-        <w:t>]</w:t>
+        <w:t>[2]</w:t>
       </w:r>
       <w:r>
         <w:rPr>
@@ -7052,6 +7035,9 @@
     <w:p>
       <w:pPr>
         <w:pStyle w:val="2"/>
+        <w:rPr>
+          <w:rFonts w:hint="eastAsia"/>
+        </w:rPr>
       </w:pPr>
       <w:r>
         <w:rPr>
@@ -7118,6 +7104,9 @@
     <w:p>
       <w:pPr>
         <w:pStyle w:val="2"/>
+        <w:rPr>
+          <w:rFonts w:hint="eastAsia"/>
+        </w:rPr>
       </w:pPr>
       <w:r>
         <w:rPr>
@@ -7207,23 +7196,7 @@
             <w:sz w:val="24"/>
             <w:lang w:val="zh-CN"/>
           </w:rPr>
-          <m:t xml:space="preserve"> </m:t>
-        </m:r>
-        <m:r>
-          <w:rPr>
-            <w:rFonts w:ascii="Cambria Math" w:hAnsi="Cambria Math"/>
-            <w:sz w:val="24"/>
-            <w:lang w:val="zh-CN"/>
-          </w:rPr>
-          <m:t>x</m:t>
-        </m:r>
-        <m:r>
-          <w:rPr>
-            <w:rFonts w:ascii="Cambria Math" w:hAnsi="Cambria Math"/>
-            <w:sz w:val="24"/>
-            <w:lang w:val="zh-CN"/>
-          </w:rPr>
-          <m:t xml:space="preserve"> </m:t>
+          <m:t xml:space="preserve"> x </m:t>
         </m:r>
       </m:oMath>
       <w:r>
@@ -7241,23 +7214,7 @@
             <w:sz w:val="24"/>
             <w:lang w:val="zh-CN"/>
           </w:rPr>
-          <m:t xml:space="preserve"> </m:t>
-        </m:r>
-        <m:r>
-          <w:rPr>
-            <w:rFonts w:ascii="Cambria Math" w:hAnsi="Cambria Math"/>
-            <w:sz w:val="24"/>
-            <w:lang w:val="zh-CN"/>
-          </w:rPr>
-          <m:t>y</m:t>
-        </m:r>
-        <m:r>
-          <w:rPr>
-            <w:rFonts w:ascii="Cambria Math" w:hAnsi="Cambria Math"/>
-            <w:sz w:val="24"/>
-            <w:lang w:val="zh-CN"/>
-          </w:rPr>
-          <m:t xml:space="preserve"> </m:t>
+          <m:t xml:space="preserve"> y </m:t>
         </m:r>
       </m:oMath>
       <w:r>
@@ -7721,7 +7678,7 @@
                     </pic:cNvPicPr>
                   </pic:nvPicPr>
                   <pic:blipFill>
-                    <a:blip r:embed="rId16" cstate="print">
+                    <a:blip r:embed="rId18" cstate="print">
                       <a:extLst>
                         <a:ext uri="{28A0092B-C50C-407E-A947-70E740481C1C}">
                           <a14:useLocalDpi xmlns:a14="http://schemas.microsoft.com/office/drawing/2010/main" val="0"/>
@@ -7794,6 +7751,9 @@
     <w:p>
       <w:pPr>
         <w:pStyle w:val="2"/>
+        <w:rPr>
+          <w:rFonts w:hint="eastAsia"/>
+        </w:rPr>
       </w:pPr>
       <w:r>
         <w:rPr>
@@ -7811,7 +7771,7 @@
     <w:p>
       <w:pPr>
         <w:rPr>
-          <w:rFonts w:ascii="宋体" w:hAnsi="宋体"/>
+          <w:rFonts w:ascii="宋体" w:hAnsi="宋体" w:hint="eastAsia"/>
           <w:sz w:val="24"/>
         </w:rPr>
       </w:pPr>
@@ -8198,7 +8158,7 @@
       <w:pPr>
         <w:ind w:firstLine="420"/>
         <w:rPr>
-          <w:rFonts w:ascii="宋体" w:hAnsi="宋体"/>
+          <w:rFonts w:ascii="宋体" w:hAnsi="宋体" w:hint="eastAsia"/>
           <w:sz w:val="24"/>
         </w:rPr>
       </w:pPr>
@@ -8575,6 +8535,7 @@
       <w:pPr>
         <w:pStyle w:val="2"/>
         <w:rPr>
+          <w:rFonts w:hint="eastAsia"/>
           <w:lang w:val="zh-CN"/>
         </w:rPr>
       </w:pPr>
@@ -8608,7 +8569,7 @@
       <w:pPr>
         <w:ind w:firstLine="420"/>
         <w:rPr>
-          <w:rFonts w:ascii="宋体" w:hAnsi="宋体"/>
+          <w:rFonts w:ascii="宋体" w:hAnsi="宋体" w:hint="eastAsia"/>
           <w:sz w:val="24"/>
           <w:lang w:val="zh-CN"/>
         </w:rPr>
@@ -9368,7 +9329,7 @@
       <w:pPr>
         <w:ind w:firstLine="420"/>
         <w:rPr>
-          <w:rFonts w:ascii="宋体" w:hAnsi="宋体"/>
+          <w:rFonts w:ascii="宋体" w:hAnsi="宋体" w:hint="eastAsia"/>
           <w:sz w:val="24"/>
           <w:lang w:val="zh-CN"/>
         </w:rPr>
@@ -9697,7 +9658,7 @@
       <w:pPr>
         <w:ind w:firstLine="420"/>
         <w:rPr>
-          <w:rFonts w:ascii="宋体" w:hAnsi="宋体"/>
+          <w:rFonts w:ascii="宋体" w:hAnsi="宋体" w:hint="eastAsia"/>
           <w:sz w:val="24"/>
           <w:lang w:val="zh-CN"/>
         </w:rPr>
@@ -9743,7 +9704,7 @@
         <w:ind w:firstLine="420"/>
         <w:jc w:val="center"/>
         <w:rPr>
-          <w:rFonts w:ascii="宋体" w:hAnsi="宋体"/>
+          <w:rFonts w:ascii="宋体" w:hAnsi="宋体" w:hint="eastAsia"/>
           <w:sz w:val="24"/>
           <w:lang w:val="zh-CN"/>
         </w:rPr>
@@ -9880,7 +9841,7 @@
       <w:pPr>
         <w:ind w:firstLine="420"/>
         <w:rPr>
-          <w:rFonts w:ascii="宋体" w:hAnsi="宋体"/>
+          <w:rFonts w:ascii="宋体" w:hAnsi="宋体" w:hint="eastAsia"/>
           <w:sz w:val="24"/>
           <w:lang w:val="zh-CN"/>
         </w:rPr>
@@ -9898,7 +9859,7 @@
       <w:pPr>
         <w:pStyle w:val="2"/>
         <w:rPr>
-          <w:rFonts w:ascii="宋体" w:eastAsia="宋体" w:hAnsi="宋体"/>
+          <w:rFonts w:ascii="宋体" w:eastAsia="宋体" w:hAnsi="宋体" w:hint="eastAsia"/>
           <w:sz w:val="24"/>
           <w:szCs w:val="24"/>
           <w:lang w:val="zh-CN"/>
@@ -10155,7 +10116,7 @@
       <w:pPr>
         <w:ind w:firstLine="420"/>
         <w:rPr>
-          <w:rFonts w:ascii="宋体" w:hAnsi="宋体"/>
+          <w:rFonts w:ascii="宋体" w:hAnsi="宋体" w:hint="eastAsia"/>
           <w:sz w:val="24"/>
           <w:lang w:val="zh-CN"/>
         </w:rPr>
@@ -10961,7 +10922,7 @@
       <w:pPr>
         <w:ind w:firstLine="420"/>
         <w:rPr>
-          <w:rFonts w:ascii="宋体" w:hAnsi="宋体"/>
+          <w:rFonts w:ascii="宋体" w:hAnsi="宋体" w:hint="eastAsia"/>
           <w:sz w:val="24"/>
           <w:lang w:val="zh-CN"/>
         </w:rPr>
@@ -11697,7 +11658,7 @@
     <w:p>
       <w:pPr>
         <w:rPr>
-          <w:rFonts w:ascii="宋体" w:hAnsi="宋体"/>
+          <w:rFonts w:ascii="宋体" w:hAnsi="宋体" w:hint="eastAsia"/>
           <w:sz w:val="24"/>
           <w:lang w:val="zh-CN"/>
         </w:rPr>
@@ -12673,7 +12634,7 @@
     <w:p>
       <w:pPr>
         <w:rPr>
-          <w:rFonts w:ascii="宋体" w:hAnsi="宋体"/>
+          <w:rFonts w:ascii="宋体" w:hAnsi="宋体" w:hint="eastAsia"/>
           <w:sz w:val="24"/>
           <w:lang w:val="zh-CN"/>
         </w:rPr>
@@ -12794,6 +12755,7 @@
       <w:r>
         <w:rPr>
           <w:rFonts w:ascii="宋体" w:hAnsi="宋体"/>
+          <w:noProof/>
           <w:sz w:val="24"/>
           <w:lang w:val="zh-CN"/>
         </w:rPr>
@@ -12821,7 +12783,7 @@
                     <pic:cNvPicPr/>
                   </pic:nvPicPr>
                   <pic:blipFill>
-                    <a:blip r:embed="rId17"/>
+                    <a:blip r:embed="rId19"/>
                     <a:stretch>
                       <a:fillRect/>
                     </a:stretch>
@@ -12901,7 +12863,7 @@
       <w:pPr>
         <w:ind w:firstLine="420"/>
         <w:rPr>
-          <w:rFonts w:ascii="宋体" w:hAnsi="宋体"/>
+          <w:rFonts w:ascii="宋体" w:hAnsi="宋体" w:hint="eastAsia"/>
           <w:sz w:val="24"/>
           <w:lang w:val="zh-CN"/>
         </w:rPr>
@@ -13181,7 +13143,7 @@
     <w:p>
       <w:pPr>
         <w:rPr>
-          <w:rFonts w:ascii="宋体" w:hAnsi="宋体"/>
+          <w:rFonts w:ascii="宋体" w:hAnsi="宋体" w:hint="eastAsia"/>
           <w:sz w:val="24"/>
           <w:lang w:val="zh-CN"/>
         </w:rPr>
@@ -13225,7 +13187,7 @@
       <w:pPr>
         <w:jc w:val="center"/>
         <w:rPr>
-          <w:rFonts w:ascii="宋体" w:hAnsi="宋体"/>
+          <w:rFonts w:ascii="宋体" w:hAnsi="宋体" w:hint="eastAsia"/>
           <w:sz w:val="24"/>
           <w:lang w:val="zh-CN"/>
         </w:rPr>
@@ -13235,7 +13197,7 @@
       <w:pPr>
         <w:jc w:val="center"/>
         <w:rPr>
-          <w:rFonts w:ascii="宋体" w:hAnsi="宋体"/>
+          <w:rFonts w:ascii="宋体" w:hAnsi="宋体" w:hint="eastAsia"/>
           <w:sz w:val="24"/>
         </w:rPr>
       </w:pPr>
@@ -13405,23 +13367,23 @@
     <w:p>
       <w:pPr>
         <w:rPr>
+          <w:rFonts w:ascii="宋体" w:hAnsi="宋体" w:hint="eastAsia"/>
+          <w:sz w:val="24"/>
+        </w:rPr>
+      </w:pPr>
+    </w:p>
+    <w:p>
+      <w:pPr>
+        <w:rPr>
+          <w:rFonts w:ascii="宋体" w:hAnsi="宋体" w:hint="eastAsia"/>
+          <w:sz w:val="24"/>
+        </w:rPr>
+      </w:pPr>
+      <w:r>
+        <w:rPr>
           <w:rFonts w:ascii="宋体" w:hAnsi="宋体"/>
           <w:sz w:val="24"/>
         </w:rPr>
-      </w:pPr>
-    </w:p>
-    <w:p>
-      <w:pPr>
-        <w:rPr>
-          <w:rFonts w:ascii="宋体" w:hAnsi="宋体"/>
-          <w:sz w:val="24"/>
-        </w:rPr>
-      </w:pPr>
-      <w:r>
-        <w:rPr>
-          <w:rFonts w:ascii="宋体" w:hAnsi="宋体"/>
-          <w:sz w:val="24"/>
-        </w:rPr>
         <w:tab/>
       </w:r>
       <w:r>
@@ -13436,7 +13398,7 @@
       <w:pPr>
         <w:jc w:val="center"/>
         <w:rPr>
-          <w:rFonts w:ascii="宋体" w:hAnsi="宋体"/>
+          <w:rFonts w:ascii="宋体" w:hAnsi="宋体" w:hint="eastAsia"/>
           <w:sz w:val="24"/>
         </w:rPr>
       </w:pPr>
@@ -13526,13 +13488,14 @@
     <w:p>
       <w:pPr>
         <w:rPr>
+          <w:rFonts w:ascii="宋体" w:hAnsi="宋体" w:hint="eastAsia"/>
+          <w:sz w:val="24"/>
+        </w:rPr>
+      </w:pPr>
+      <w:r>
+        <w:rPr>
           <w:rFonts w:ascii="宋体" w:hAnsi="宋体"/>
-          <w:sz w:val="24"/>
-        </w:rPr>
-      </w:pPr>
-      <w:r>
-        <w:rPr>
-          <w:rFonts w:ascii="宋体" w:hAnsi="宋体"/>
+          <w:noProof/>
           <w:sz w:val="24"/>
         </w:rPr>
         <w:drawing>
@@ -13559,7 +13522,7 @@
                     <pic:cNvPicPr/>
                   </pic:nvPicPr>
                   <pic:blipFill>
-                    <a:blip r:embed="rId18"/>
+                    <a:blip r:embed="rId20"/>
                     <a:stretch>
                       <a:fillRect/>
                     </a:stretch>
@@ -13611,21 +13574,24 @@
       <w:pPr>
         <w:jc w:val="center"/>
         <w:rPr>
-          <w:rFonts w:ascii="宋体" w:hAnsi="宋体"/>
-          <w:sz w:val="24"/>
-        </w:rPr>
-      </w:pPr>
-      <w:r>
-        <w:rPr>
           <w:rFonts w:ascii="宋体" w:hAnsi="宋体" w:hint="eastAsia"/>
           <w:sz w:val="24"/>
         </w:rPr>
+      </w:pPr>
+      <w:r>
+        <w:rPr>
+          <w:rFonts w:ascii="宋体" w:hAnsi="宋体" w:hint="eastAsia"/>
+          <w:sz w:val="24"/>
+        </w:rPr>
         <w:t>图2.3 开运算原理图</w:t>
       </w:r>
     </w:p>
     <w:p>
       <w:pPr>
         <w:pStyle w:val="2"/>
+        <w:rPr>
+          <w:rFonts w:hint="eastAsia"/>
+        </w:rPr>
       </w:pPr>
       <w:r>
         <w:rPr>
@@ -13643,7 +13609,7 @@
     <w:p>
       <w:pPr>
         <w:rPr>
-          <w:rFonts w:ascii="宋体" w:hAnsi="宋体"/>
+          <w:rFonts w:ascii="宋体" w:hAnsi="宋体" w:hint="eastAsia"/>
           <w:sz w:val="24"/>
         </w:rPr>
       </w:pPr>
@@ -13785,7 +13751,7 @@
       <w:pPr>
         <w:jc w:val="center"/>
         <w:rPr>
-          <w:rFonts w:ascii="宋体" w:hAnsi="宋体"/>
+          <w:rFonts w:ascii="宋体" w:hAnsi="宋体" w:hint="eastAsia"/>
           <w:sz w:val="24"/>
         </w:rPr>
       </w:pPr>
@@ -13954,7 +13920,7 @@
     <w:p>
       <w:pPr>
         <w:rPr>
-          <w:rFonts w:ascii="宋体" w:hAnsi="宋体"/>
+          <w:rFonts w:ascii="宋体" w:hAnsi="宋体" w:hint="eastAsia"/>
           <w:sz w:val="24"/>
         </w:rPr>
       </w:pPr>
@@ -14329,7 +14295,7 @@
       <w:pPr>
         <w:ind w:firstLine="420"/>
         <w:rPr>
-          <w:rFonts w:ascii="宋体" w:hAnsi="宋体"/>
+          <w:rFonts w:ascii="宋体" w:hAnsi="宋体" w:hint="eastAsia"/>
           <w:sz w:val="24"/>
         </w:rPr>
       </w:pPr>
@@ -14492,7 +14458,7 @@
         <w:ind w:firstLine="420"/>
         <w:jc w:val="center"/>
         <w:rPr>
-          <w:rFonts w:ascii="宋体" w:hAnsi="宋体"/>
+          <w:rFonts w:ascii="宋体" w:hAnsi="宋体" w:hint="eastAsia"/>
           <w:sz w:val="24"/>
         </w:rPr>
       </w:pPr>
@@ -14657,18 +14623,988 @@
     </w:p>
     <w:p>
       <w:pPr>
+        <w:ind w:firstLine="420"/>
+        <w:rPr>
+          <w:rFonts w:ascii="宋体" w:hAnsi="宋体"/>
+          <w:sz w:val="24"/>
+        </w:rPr>
+      </w:pPr>
+      <w:r>
+        <w:rPr>
+          <w:rFonts w:ascii="宋体" w:hAnsi="宋体"/>
+          <w:sz w:val="24"/>
+        </w:rPr>
+        <w:t>同时，为了在系统前端（Qt界面）能够直观地框选出缺陷位置，系统需计算每个连通域的外接矩形边界（Bounding Box）。其左上角坐标</w:t>
+      </w:r>
+      <w:r>
         <w:rPr>
           <w:rFonts w:ascii="宋体" w:hAnsi="宋体" w:hint="eastAsia"/>
           <w:sz w:val="24"/>
         </w:rPr>
-      </w:pPr>
+        <w:t>(</w:t>
+      </w:r>
+      <m:oMath>
+        <m:sSub>
+          <m:sSubPr>
+            <m:ctrlPr>
+              <w:rPr>
+                <w:rFonts w:ascii="Cambria Math" w:hAnsi="Cambria Math"/>
+                <w:i/>
+                <w:sz w:val="24"/>
+              </w:rPr>
+            </m:ctrlPr>
+          </m:sSubPr>
+          <m:e>
+            <m:r>
+              <w:rPr>
+                <w:rFonts w:ascii="Cambria Math" w:hAnsi="Cambria Math"/>
+                <w:sz w:val="24"/>
+              </w:rPr>
+              <m:t>X</m:t>
+            </m:r>
+          </m:e>
+          <m:sub>
+            <m:r>
+              <w:rPr>
+                <w:rFonts w:ascii="Cambria Math" w:hAnsi="Cambria Math"/>
+                <w:sz w:val="24"/>
+              </w:rPr>
+              <m:t>m</m:t>
+            </m:r>
+            <m:r>
+              <m:rPr>
+                <m:sty m:val="p"/>
+              </m:rPr>
+              <w:rPr>
+                <w:rFonts w:ascii="Cambria Math" w:hAnsi="Cambria Math"/>
+                <w:sz w:val="24"/>
+              </w:rPr>
+              <m:t>in</m:t>
+            </m:r>
+          </m:sub>
+        </m:sSub>
+      </m:oMath>
+      <w:r>
+        <w:rPr>
+          <w:rFonts w:ascii="宋体" w:hAnsi="宋体" w:hint="eastAsia"/>
+          <w:sz w:val="24"/>
+        </w:rPr>
+        <w:t>,</w:t>
+      </w:r>
+      <m:oMath>
+        <m:sSub>
+          <m:sSubPr>
+            <m:ctrlPr>
+              <w:rPr>
+                <w:rFonts w:ascii="Cambria Math" w:hAnsi="Cambria Math"/>
+                <w:i/>
+                <w:sz w:val="24"/>
+              </w:rPr>
+            </m:ctrlPr>
+          </m:sSubPr>
+          <m:e>
+            <m:r>
+              <w:rPr>
+                <w:rFonts w:ascii="Cambria Math" w:hAnsi="Cambria Math"/>
+                <w:sz w:val="24"/>
+              </w:rPr>
+              <m:t>Y</m:t>
+            </m:r>
+          </m:e>
+          <m:sub>
+            <m:r>
+              <w:rPr>
+                <w:rFonts w:ascii="Cambria Math" w:hAnsi="Cambria Math"/>
+                <w:sz w:val="24"/>
+              </w:rPr>
+              <m:t>min</m:t>
+            </m:r>
+          </m:sub>
+        </m:sSub>
+      </m:oMath>
+      <w:r>
+        <w:rPr>
+          <w:rFonts w:ascii="宋体" w:hAnsi="宋体" w:hint="eastAsia"/>
+          <w:sz w:val="24"/>
+        </w:rPr>
+        <w:t>)</w:t>
+      </w:r>
+      <w:r>
+        <w:rPr>
+          <w:rFonts w:ascii="宋体" w:hAnsi="宋体"/>
+          <w:sz w:val="24"/>
+        </w:rPr>
+        <w:t>与右下角坐标</w:t>
+      </w:r>
+      <w:r>
+        <w:rPr>
+          <w:rFonts w:ascii="宋体" w:hAnsi="宋体" w:hint="eastAsia"/>
+          <w:sz w:val="24"/>
+        </w:rPr>
+        <w:t>(</w:t>
+      </w:r>
+      <m:oMath>
+        <m:sSub>
+          <m:sSubPr>
+            <m:ctrlPr>
+              <w:rPr>
+                <w:rFonts w:ascii="Cambria Math" w:hAnsi="Cambria Math"/>
+                <w:i/>
+                <w:sz w:val="24"/>
+              </w:rPr>
+            </m:ctrlPr>
+          </m:sSubPr>
+          <m:e>
+            <m:r>
+              <w:rPr>
+                <w:rFonts w:ascii="Cambria Math" w:hAnsi="Cambria Math"/>
+                <w:sz w:val="24"/>
+              </w:rPr>
+              <m:t>X</m:t>
+            </m:r>
+          </m:e>
+          <m:sub>
+            <m:r>
+              <w:rPr>
+                <w:rFonts w:ascii="Cambria Math" w:hAnsi="Cambria Math"/>
+                <w:sz w:val="24"/>
+              </w:rPr>
+              <m:t>max</m:t>
+            </m:r>
+          </m:sub>
+        </m:sSub>
+      </m:oMath>
+      <w:r>
+        <w:rPr>
+          <w:rFonts w:ascii="宋体" w:hAnsi="宋体" w:hint="eastAsia"/>
+          <w:sz w:val="24"/>
+        </w:rPr>
+        <w:t>,</w:t>
+      </w:r>
+      <m:oMath>
+        <m:sSub>
+          <m:sSubPr>
+            <m:ctrlPr>
+              <w:rPr>
+                <w:rFonts w:ascii="Cambria Math" w:hAnsi="Cambria Math"/>
+                <w:i/>
+                <w:sz w:val="24"/>
+              </w:rPr>
+            </m:ctrlPr>
+          </m:sSubPr>
+          <m:e>
+            <m:r>
+              <w:rPr>
+                <w:rFonts w:ascii="Cambria Math" w:hAnsi="Cambria Math"/>
+                <w:sz w:val="24"/>
+              </w:rPr>
+              <m:t>Y</m:t>
+            </m:r>
+          </m:e>
+          <m:sub>
+            <m:r>
+              <w:rPr>
+                <w:rFonts w:ascii="Cambria Math" w:hAnsi="Cambria Math"/>
+                <w:sz w:val="24"/>
+              </w:rPr>
+              <m:t>max</m:t>
+            </m:r>
+          </m:sub>
+        </m:sSub>
+      </m:oMath>
+      <w:r>
+        <w:rPr>
+          <w:rFonts w:ascii="宋体" w:hAnsi="宋体" w:hint="eastAsia"/>
+          <w:sz w:val="24"/>
+        </w:rPr>
+        <w:t>)</w:t>
+      </w:r>
+      <w:r>
+        <w:rPr>
+          <w:rFonts w:ascii="宋体" w:hAnsi="宋体"/>
+          <w:sz w:val="24"/>
+        </w:rPr>
+        <w:t>的提取逻辑为</w:t>
+      </w:r>
+    </w:p>
+    <w:p>
+      <w:pPr>
+        <w:jc w:val="center"/>
+        <w:rPr>
+          <w:rFonts w:ascii="宋体" w:hAnsi="宋体"/>
+          <w:sz w:val="24"/>
+        </w:rPr>
+      </w:pPr>
+      <m:oMathPara>
+        <m:oMath>
+          <m:sSub>
+            <m:sSubPr>
+              <m:ctrlPr>
+                <w:rPr>
+                  <w:rFonts w:ascii="Cambria Math" w:hAnsi="Cambria Math"/>
+                  <w:i/>
+                  <w:sz w:val="24"/>
+                </w:rPr>
+              </m:ctrlPr>
+            </m:sSubPr>
+            <m:e>
+              <m:r>
+                <w:rPr>
+                  <w:rFonts w:ascii="Cambria Math" w:hAnsi="Cambria Math"/>
+                  <w:sz w:val="24"/>
+                </w:rPr>
+                <m:t>X</m:t>
+              </m:r>
+            </m:e>
+            <m:sub>
+              <m:r>
+                <w:rPr>
+                  <w:rFonts w:ascii="Cambria Math" w:hAnsi="Cambria Math"/>
+                  <w:sz w:val="24"/>
+                </w:rPr>
+                <m:t>min</m:t>
+              </m:r>
+            </m:sub>
+          </m:sSub>
+          <m:r>
+            <w:rPr>
+              <w:rFonts w:ascii="Cambria Math" w:hAnsi="Cambria Math"/>
+              <w:sz w:val="24"/>
+            </w:rPr>
+            <m:t>=</m:t>
+          </m:r>
+          <m:func>
+            <m:funcPr>
+              <m:ctrlPr>
+                <w:rPr>
+                  <w:rFonts w:ascii="Cambria Math" w:hAnsi="Cambria Math"/>
+                  <w:sz w:val="24"/>
+                </w:rPr>
+              </m:ctrlPr>
+            </m:funcPr>
+            <m:fName>
+              <m:limLow>
+                <m:limLowPr>
+                  <m:ctrlPr>
+                    <w:rPr>
+                      <w:rFonts w:ascii="Cambria Math" w:hAnsi="Cambria Math"/>
+                      <w:i/>
+                      <w:sz w:val="24"/>
+                    </w:rPr>
+                  </m:ctrlPr>
+                </m:limLowPr>
+                <m:e>
+                  <m:r>
+                    <m:rPr>
+                      <m:sty m:val="p"/>
+                    </m:rPr>
+                    <w:rPr>
+                      <w:rFonts w:ascii="Cambria Math" w:hAnsi="Cambria Math"/>
+                      <w:sz w:val="24"/>
+                    </w:rPr>
+                    <m:t>min</m:t>
+                  </m:r>
+                </m:e>
+                <m:lim>
+                  <m:d>
+                    <m:dPr>
+                      <m:ctrlPr>
+                        <w:rPr>
+                          <w:rFonts w:ascii="Cambria Math" w:hAnsi="Cambria Math"/>
+                          <w:i/>
+                          <w:sz w:val="24"/>
+                        </w:rPr>
+                      </m:ctrlPr>
+                    </m:dPr>
+                    <m:e>
+                      <m:r>
+                        <w:rPr>
+                          <w:rFonts w:ascii="Cambria Math" w:hAnsi="Cambria Math"/>
+                          <w:sz w:val="24"/>
+                        </w:rPr>
+                        <m:t>x,y</m:t>
+                      </m:r>
+                    </m:e>
+                  </m:d>
+                  <m:r>
+                    <m:rPr>
+                      <m:sty m:val="p"/>
+                    </m:rPr>
+                    <w:rPr>
+                      <w:rFonts w:ascii="Cambria Math" w:hAnsi="Cambria Math" w:hint="eastAsia"/>
+                      <w:sz w:val="24"/>
+                    </w:rPr>
+                    <m:t>∈</m:t>
+                  </m:r>
+                  <m:sSub>
+                    <m:sSubPr>
+                      <m:ctrlPr>
+                        <w:rPr>
+                          <w:rFonts w:ascii="Cambria Math" w:hAnsi="Cambria Math"/>
+                          <w:i/>
+                          <w:sz w:val="24"/>
+                        </w:rPr>
+                      </m:ctrlPr>
+                    </m:sSubPr>
+                    <m:e>
+                      <m:r>
+                        <w:rPr>
+                          <w:rFonts w:ascii="Cambria Math" w:hAnsi="Cambria Math"/>
+                          <w:sz w:val="24"/>
+                        </w:rPr>
+                        <m:t>C</m:t>
+                      </m:r>
+                      <m:ctrlPr>
+                        <w:rPr>
+                          <w:rFonts w:ascii="Cambria Math" w:hAnsi="Cambria Math"/>
+                          <w:sz w:val="24"/>
+                        </w:rPr>
+                      </m:ctrlPr>
+                    </m:e>
+                    <m:sub>
+                      <m:r>
+                        <w:rPr>
+                          <w:rFonts w:ascii="Cambria Math" w:hAnsi="Cambria Math"/>
+                          <w:sz w:val="24"/>
+                        </w:rPr>
+                        <m:t>k</m:t>
+                      </m:r>
+                    </m:sub>
+                  </m:sSub>
+                  <m:ctrlPr>
+                    <w:rPr>
+                      <w:rFonts w:ascii="Cambria Math" w:hAnsi="Cambria Math"/>
+                      <w:sz w:val="24"/>
+                    </w:rPr>
+                  </m:ctrlPr>
+                </m:lim>
+              </m:limLow>
+              <m:ctrlPr>
+                <w:rPr>
+                  <w:rFonts w:ascii="Cambria Math" w:hAnsi="Cambria Math"/>
+                  <w:i/>
+                  <w:sz w:val="24"/>
+                </w:rPr>
+              </m:ctrlPr>
+            </m:fName>
+            <m:e>
+              <m:r>
+                <w:rPr>
+                  <w:rFonts w:ascii="Cambria Math" w:hAnsi="Cambria Math"/>
+                  <w:sz w:val="24"/>
+                </w:rPr>
+                <m:t>x</m:t>
+              </m:r>
+              <m:ctrlPr>
+                <w:rPr>
+                  <w:rFonts w:ascii="Cambria Math" w:hAnsi="Cambria Math"/>
+                  <w:i/>
+                  <w:sz w:val="24"/>
+                </w:rPr>
+              </m:ctrlPr>
+            </m:e>
+          </m:func>
+          <m:r>
+            <w:rPr>
+              <w:rFonts w:ascii="Cambria Math" w:hAnsi="Cambria Math"/>
+              <w:sz w:val="24"/>
+            </w:rPr>
+            <m:t>,</m:t>
+          </m:r>
+          <m:r>
+            <m:rPr>
+              <m:sty m:val="p"/>
+            </m:rPr>
+            <w:rPr>
+              <w:rFonts w:ascii="Cambria Math" w:hAnsi="Cambria Math"/>
+              <w:sz w:val="24"/>
+            </w:rPr>
+            <m:t> </m:t>
+          </m:r>
+          <m:sSub>
+            <m:sSubPr>
+              <m:ctrlPr>
+                <w:rPr>
+                  <w:rFonts w:ascii="Cambria Math" w:hAnsi="Cambria Math"/>
+                  <w:i/>
+                  <w:sz w:val="24"/>
+                </w:rPr>
+              </m:ctrlPr>
+            </m:sSubPr>
+            <m:e>
+              <m:r>
+                <w:rPr>
+                  <w:rFonts w:ascii="Cambria Math" w:hAnsi="Cambria Math"/>
+                  <w:sz w:val="24"/>
+                </w:rPr>
+                <m:t>X</m:t>
+              </m:r>
+              <m:ctrlPr>
+                <w:rPr>
+                  <w:rFonts w:ascii="Cambria Math" w:hAnsi="Cambria Math"/>
+                  <w:sz w:val="24"/>
+                </w:rPr>
+              </m:ctrlPr>
+            </m:e>
+            <m:sub>
+              <m:r>
+                <w:rPr>
+                  <w:rFonts w:ascii="Cambria Math" w:hAnsi="Cambria Math"/>
+                  <w:sz w:val="24"/>
+                </w:rPr>
+                <m:t>max</m:t>
+              </m:r>
+            </m:sub>
+          </m:sSub>
+          <m:r>
+            <w:rPr>
+              <w:rFonts w:ascii="Cambria Math" w:hAnsi="Cambria Math"/>
+              <w:sz w:val="24"/>
+            </w:rPr>
+            <m:t>=</m:t>
+          </m:r>
+          <m:func>
+            <m:funcPr>
+              <m:ctrlPr>
+                <w:rPr>
+                  <w:rFonts w:ascii="Cambria Math" w:hAnsi="Cambria Math"/>
+                  <w:sz w:val="24"/>
+                </w:rPr>
+              </m:ctrlPr>
+            </m:funcPr>
+            <m:fName>
+              <m:limLow>
+                <m:limLowPr>
+                  <m:ctrlPr>
+                    <w:rPr>
+                      <w:rFonts w:ascii="Cambria Math" w:hAnsi="Cambria Math"/>
+                      <w:i/>
+                      <w:sz w:val="24"/>
+                    </w:rPr>
+                  </m:ctrlPr>
+                </m:limLowPr>
+                <m:e>
+                  <m:r>
+                    <m:rPr>
+                      <m:sty m:val="p"/>
+                    </m:rPr>
+                    <w:rPr>
+                      <w:rFonts w:ascii="Cambria Math" w:hAnsi="Cambria Math"/>
+                      <w:sz w:val="24"/>
+                    </w:rPr>
+                    <m:t>max</m:t>
+                  </m:r>
+                </m:e>
+                <m:lim>
+                  <m:d>
+                    <m:dPr>
+                      <m:ctrlPr>
+                        <w:rPr>
+                          <w:rFonts w:ascii="Cambria Math" w:hAnsi="Cambria Math"/>
+                          <w:i/>
+                          <w:sz w:val="24"/>
+                        </w:rPr>
+                      </m:ctrlPr>
+                    </m:dPr>
+                    <m:e>
+                      <m:r>
+                        <w:rPr>
+                          <w:rFonts w:ascii="Cambria Math" w:hAnsi="Cambria Math"/>
+                          <w:sz w:val="24"/>
+                        </w:rPr>
+                        <m:t>x,y</m:t>
+                      </m:r>
+                    </m:e>
+                  </m:d>
+                  <m:r>
+                    <m:rPr>
+                      <m:sty m:val="p"/>
+                    </m:rPr>
+                    <w:rPr>
+                      <w:rFonts w:ascii="Cambria Math" w:hAnsi="Cambria Math" w:hint="eastAsia"/>
+                      <w:sz w:val="24"/>
+                    </w:rPr>
+                    <m:t>∈</m:t>
+                  </m:r>
+                  <m:sSub>
+                    <m:sSubPr>
+                      <m:ctrlPr>
+                        <w:rPr>
+                          <w:rFonts w:ascii="Cambria Math" w:hAnsi="Cambria Math"/>
+                          <w:i/>
+                          <w:sz w:val="24"/>
+                        </w:rPr>
+                      </m:ctrlPr>
+                    </m:sSubPr>
+                    <m:e>
+                      <m:r>
+                        <w:rPr>
+                          <w:rFonts w:ascii="Cambria Math" w:hAnsi="Cambria Math"/>
+                          <w:sz w:val="24"/>
+                        </w:rPr>
+                        <m:t>C</m:t>
+                      </m:r>
+                      <m:ctrlPr>
+                        <w:rPr>
+                          <w:rFonts w:ascii="Cambria Math" w:hAnsi="Cambria Math"/>
+                          <w:sz w:val="24"/>
+                        </w:rPr>
+                      </m:ctrlPr>
+                    </m:e>
+                    <m:sub>
+                      <m:r>
+                        <w:rPr>
+                          <w:rFonts w:ascii="Cambria Math" w:hAnsi="Cambria Math"/>
+                          <w:sz w:val="24"/>
+                        </w:rPr>
+                        <m:t>k</m:t>
+                      </m:r>
+                    </m:sub>
+                  </m:sSub>
+                  <m:ctrlPr>
+                    <w:rPr>
+                      <w:rFonts w:ascii="Cambria Math" w:hAnsi="Cambria Math"/>
+                      <w:sz w:val="24"/>
+                    </w:rPr>
+                  </m:ctrlPr>
+                </m:lim>
+              </m:limLow>
+              <m:ctrlPr>
+                <w:rPr>
+                  <w:rFonts w:ascii="Cambria Math" w:hAnsi="Cambria Math"/>
+                  <w:i/>
+                  <w:sz w:val="24"/>
+                </w:rPr>
+              </m:ctrlPr>
+            </m:fName>
+            <m:e>
+              <m:r>
+                <w:rPr>
+                  <w:rFonts w:ascii="Cambria Math" w:hAnsi="Cambria Math"/>
+                  <w:sz w:val="24"/>
+                </w:rPr>
+                <m:t>x</m:t>
+              </m:r>
+              <m:ctrlPr>
+                <w:rPr>
+                  <w:rFonts w:ascii="Cambria Math" w:hAnsi="Cambria Math"/>
+                  <w:i/>
+                  <w:sz w:val="24"/>
+                </w:rPr>
+              </m:ctrlPr>
+            </m:e>
+          </m:func>
+        </m:oMath>
+      </m:oMathPara>
+    </w:p>
+    <w:p>
+      <w:pPr>
+        <w:jc w:val="center"/>
+        <w:rPr>
+          <w:rFonts w:ascii="宋体" w:hAnsi="宋体"/>
+          <w:sz w:val="24"/>
+        </w:rPr>
+      </w:pPr>
+      <m:oMathPara>
+        <m:oMath>
+          <m:sSub>
+            <m:sSubPr>
+              <m:ctrlPr>
+                <w:rPr>
+                  <w:rFonts w:ascii="Cambria Math" w:hAnsi="Cambria Math"/>
+                  <w:i/>
+                  <w:sz w:val="24"/>
+                </w:rPr>
+              </m:ctrlPr>
+            </m:sSubPr>
+            <m:e>
+              <m:r>
+                <w:rPr>
+                  <w:rFonts w:ascii="Cambria Math" w:hAnsi="Cambria Math"/>
+                  <w:sz w:val="24"/>
+                </w:rPr>
+                <m:t>Y</m:t>
+              </m:r>
+            </m:e>
+            <m:sub>
+              <m:r>
+                <w:rPr>
+                  <w:rFonts w:ascii="Cambria Math" w:hAnsi="Cambria Math"/>
+                  <w:sz w:val="24"/>
+                </w:rPr>
+                <m:t>min</m:t>
+              </m:r>
+            </m:sub>
+          </m:sSub>
+          <m:r>
+            <w:rPr>
+              <w:rFonts w:ascii="Cambria Math" w:hAnsi="Cambria Math"/>
+              <w:sz w:val="24"/>
+            </w:rPr>
+            <m:t>=</m:t>
+          </m:r>
+          <m:func>
+            <m:funcPr>
+              <m:ctrlPr>
+                <w:rPr>
+                  <w:rFonts w:ascii="Cambria Math" w:hAnsi="Cambria Math"/>
+                  <w:sz w:val="24"/>
+                </w:rPr>
+              </m:ctrlPr>
+            </m:funcPr>
+            <m:fName>
+              <m:limLow>
+                <m:limLowPr>
+                  <m:ctrlPr>
+                    <w:rPr>
+                      <w:rFonts w:ascii="Cambria Math" w:hAnsi="Cambria Math"/>
+                      <w:i/>
+                      <w:sz w:val="24"/>
+                    </w:rPr>
+                  </m:ctrlPr>
+                </m:limLowPr>
+                <m:e>
+                  <m:r>
+                    <m:rPr>
+                      <m:sty m:val="p"/>
+                    </m:rPr>
+                    <w:rPr>
+                      <w:rFonts w:ascii="Cambria Math" w:hAnsi="Cambria Math"/>
+                      <w:sz w:val="24"/>
+                    </w:rPr>
+                    <m:t>min</m:t>
+                  </m:r>
+                </m:e>
+                <m:lim>
+                  <m:d>
+                    <m:dPr>
+                      <m:ctrlPr>
+                        <w:rPr>
+                          <w:rFonts w:ascii="Cambria Math" w:hAnsi="Cambria Math"/>
+                          <w:i/>
+                          <w:sz w:val="24"/>
+                        </w:rPr>
+                      </m:ctrlPr>
+                    </m:dPr>
+                    <m:e>
+                      <m:r>
+                        <w:rPr>
+                          <w:rFonts w:ascii="Cambria Math" w:hAnsi="Cambria Math"/>
+                          <w:sz w:val="24"/>
+                        </w:rPr>
+                        <m:t>x,y</m:t>
+                      </m:r>
+                    </m:e>
+                  </m:d>
+                  <m:r>
+                    <m:rPr>
+                      <m:sty m:val="p"/>
+                    </m:rPr>
+                    <w:rPr>
+                      <w:rFonts w:ascii="Cambria Math" w:hAnsi="Cambria Math" w:hint="eastAsia"/>
+                      <w:sz w:val="24"/>
+                    </w:rPr>
+                    <m:t>∈</m:t>
+                  </m:r>
+                  <m:sSub>
+                    <m:sSubPr>
+                      <m:ctrlPr>
+                        <w:rPr>
+                          <w:rFonts w:ascii="Cambria Math" w:hAnsi="Cambria Math"/>
+                          <w:i/>
+                          <w:sz w:val="24"/>
+                        </w:rPr>
+                      </m:ctrlPr>
+                    </m:sSubPr>
+                    <m:e>
+                      <m:r>
+                        <w:rPr>
+                          <w:rFonts w:ascii="Cambria Math" w:hAnsi="Cambria Math"/>
+                          <w:sz w:val="24"/>
+                        </w:rPr>
+                        <m:t>C</m:t>
+                      </m:r>
+                      <m:ctrlPr>
+                        <w:rPr>
+                          <w:rFonts w:ascii="Cambria Math" w:hAnsi="Cambria Math"/>
+                          <w:sz w:val="24"/>
+                        </w:rPr>
+                      </m:ctrlPr>
+                    </m:e>
+                    <m:sub>
+                      <m:r>
+                        <w:rPr>
+                          <w:rFonts w:ascii="Cambria Math" w:hAnsi="Cambria Math"/>
+                          <w:sz w:val="24"/>
+                        </w:rPr>
+                        <m:t>k</m:t>
+                      </m:r>
+                    </m:sub>
+                  </m:sSub>
+                  <m:ctrlPr>
+                    <w:rPr>
+                      <w:rFonts w:ascii="Cambria Math" w:hAnsi="Cambria Math"/>
+                      <w:sz w:val="24"/>
+                    </w:rPr>
+                  </m:ctrlPr>
+                </m:lim>
+              </m:limLow>
+              <m:ctrlPr>
+                <w:rPr>
+                  <w:rFonts w:ascii="Cambria Math" w:hAnsi="Cambria Math"/>
+                  <w:i/>
+                  <w:sz w:val="24"/>
+                </w:rPr>
+              </m:ctrlPr>
+            </m:fName>
+            <m:e>
+              <m:r>
+                <w:rPr>
+                  <w:rFonts w:ascii="Cambria Math" w:hAnsi="Cambria Math"/>
+                  <w:sz w:val="24"/>
+                </w:rPr>
+                <m:t>y</m:t>
+              </m:r>
+              <m:ctrlPr>
+                <w:rPr>
+                  <w:rFonts w:ascii="Cambria Math" w:hAnsi="Cambria Math"/>
+                  <w:i/>
+                  <w:sz w:val="24"/>
+                </w:rPr>
+              </m:ctrlPr>
+            </m:e>
+          </m:func>
+          <m:r>
+            <w:rPr>
+              <w:rFonts w:ascii="Cambria Math" w:hAnsi="Cambria Math"/>
+              <w:sz w:val="24"/>
+            </w:rPr>
+            <m:t>,</m:t>
+          </m:r>
+          <m:r>
+            <m:rPr>
+              <m:sty m:val="p"/>
+            </m:rPr>
+            <w:rPr>
+              <w:rFonts w:ascii="Cambria Math" w:hAnsi="Cambria Math"/>
+              <w:sz w:val="24"/>
+            </w:rPr>
+            <m:t> </m:t>
+          </m:r>
+          <m:sSub>
+            <m:sSubPr>
+              <m:ctrlPr>
+                <w:rPr>
+                  <w:rFonts w:ascii="Cambria Math" w:hAnsi="Cambria Math"/>
+                  <w:i/>
+                  <w:sz w:val="24"/>
+                </w:rPr>
+              </m:ctrlPr>
+            </m:sSubPr>
+            <m:e>
+              <m:r>
+                <w:rPr>
+                  <w:rFonts w:ascii="Cambria Math" w:hAnsi="Cambria Math"/>
+                  <w:sz w:val="24"/>
+                </w:rPr>
+                <m:t>Y</m:t>
+              </m:r>
+              <m:ctrlPr>
+                <w:rPr>
+                  <w:rFonts w:ascii="Cambria Math" w:hAnsi="Cambria Math"/>
+                  <w:sz w:val="24"/>
+                </w:rPr>
+              </m:ctrlPr>
+            </m:e>
+            <m:sub>
+              <m:r>
+                <w:rPr>
+                  <w:rFonts w:ascii="Cambria Math" w:hAnsi="Cambria Math"/>
+                  <w:sz w:val="24"/>
+                </w:rPr>
+                <m:t>max</m:t>
+              </m:r>
+            </m:sub>
+          </m:sSub>
+          <m:r>
+            <w:rPr>
+              <w:rFonts w:ascii="Cambria Math" w:hAnsi="Cambria Math"/>
+              <w:sz w:val="24"/>
+            </w:rPr>
+            <m:t>=</m:t>
+          </m:r>
+          <m:func>
+            <m:funcPr>
+              <m:ctrlPr>
+                <w:rPr>
+                  <w:rFonts w:ascii="Cambria Math" w:hAnsi="Cambria Math"/>
+                  <w:sz w:val="24"/>
+                </w:rPr>
+              </m:ctrlPr>
+            </m:funcPr>
+            <m:fName>
+              <m:limLow>
+                <m:limLowPr>
+                  <m:ctrlPr>
+                    <w:rPr>
+                      <w:rFonts w:ascii="Cambria Math" w:hAnsi="Cambria Math"/>
+                      <w:i/>
+                      <w:sz w:val="24"/>
+                    </w:rPr>
+                  </m:ctrlPr>
+                </m:limLowPr>
+                <m:e>
+                  <m:r>
+                    <m:rPr>
+                      <m:sty m:val="p"/>
+                    </m:rPr>
+                    <w:rPr>
+                      <w:rFonts w:ascii="Cambria Math" w:hAnsi="Cambria Math"/>
+                      <w:sz w:val="24"/>
+                    </w:rPr>
+                    <m:t>max</m:t>
+                  </m:r>
+                </m:e>
+                <m:lim>
+                  <m:d>
+                    <m:dPr>
+                      <m:ctrlPr>
+                        <w:rPr>
+                          <w:rFonts w:ascii="Cambria Math" w:hAnsi="Cambria Math"/>
+                          <w:i/>
+                          <w:sz w:val="24"/>
+                        </w:rPr>
+                      </m:ctrlPr>
+                    </m:dPr>
+                    <m:e>
+                      <m:r>
+                        <w:rPr>
+                          <w:rFonts w:ascii="Cambria Math" w:hAnsi="Cambria Math"/>
+                          <w:sz w:val="24"/>
+                        </w:rPr>
+                        <m:t>x,y</m:t>
+                      </m:r>
+                    </m:e>
+                  </m:d>
+                  <m:r>
+                    <m:rPr>
+                      <m:sty m:val="p"/>
+                    </m:rPr>
+                    <w:rPr>
+                      <w:rFonts w:ascii="Cambria Math" w:hAnsi="Cambria Math" w:hint="eastAsia"/>
+                      <w:sz w:val="24"/>
+                    </w:rPr>
+                    <m:t>∈</m:t>
+                  </m:r>
+                  <m:sSub>
+                    <m:sSubPr>
+                      <m:ctrlPr>
+                        <w:rPr>
+                          <w:rFonts w:ascii="Cambria Math" w:hAnsi="Cambria Math"/>
+                          <w:i/>
+                          <w:sz w:val="24"/>
+                        </w:rPr>
+                      </m:ctrlPr>
+                    </m:sSubPr>
+                    <m:e>
+                      <m:r>
+                        <w:rPr>
+                          <w:rFonts w:ascii="Cambria Math" w:hAnsi="Cambria Math"/>
+                          <w:sz w:val="24"/>
+                        </w:rPr>
+                        <m:t>C</m:t>
+                      </m:r>
+                      <m:ctrlPr>
+                        <w:rPr>
+                          <w:rFonts w:ascii="Cambria Math" w:hAnsi="Cambria Math"/>
+                          <w:sz w:val="24"/>
+                        </w:rPr>
+                      </m:ctrlPr>
+                    </m:e>
+                    <m:sub>
+                      <m:r>
+                        <w:rPr>
+                          <w:rFonts w:ascii="Cambria Math" w:hAnsi="Cambria Math"/>
+                          <w:sz w:val="24"/>
+                        </w:rPr>
+                        <m:t>k</m:t>
+                      </m:r>
+                    </m:sub>
+                  </m:sSub>
+                  <m:ctrlPr>
+                    <w:rPr>
+                      <w:rFonts w:ascii="Cambria Math" w:hAnsi="Cambria Math"/>
+                      <w:sz w:val="24"/>
+                    </w:rPr>
+                  </m:ctrlPr>
+                </m:lim>
+              </m:limLow>
+              <m:ctrlPr>
+                <w:rPr>
+                  <w:rFonts w:ascii="Cambria Math" w:hAnsi="Cambria Math"/>
+                  <w:i/>
+                  <w:sz w:val="24"/>
+                </w:rPr>
+              </m:ctrlPr>
+            </m:fName>
+            <m:e>
+              <m:r>
+                <w:rPr>
+                  <w:rFonts w:ascii="Cambria Math" w:hAnsi="Cambria Math"/>
+                  <w:sz w:val="24"/>
+                </w:rPr>
+                <m:t>y</m:t>
+              </m:r>
+              <m:ctrlPr>
+                <w:rPr>
+                  <w:rFonts w:ascii="Cambria Math" w:hAnsi="Cambria Math"/>
+                  <w:i/>
+                  <w:sz w:val="24"/>
+                </w:rPr>
+              </m:ctrlPr>
+            </m:e>
+          </m:func>
+        </m:oMath>
+      </m:oMathPara>
+    </w:p>
+    <w:p>
+      <w:pPr>
+        <w:rPr>
+          <w:rFonts w:ascii="宋体" w:hAnsi="宋体" w:hint="eastAsia"/>
+          <w:sz w:val="24"/>
+        </w:rPr>
+      </w:pPr>
+      <w:r>
+        <w:rPr>
+          <w:rFonts w:ascii="宋体" w:hAnsi="宋体"/>
+          <w:sz w:val="24"/>
+        </w:rPr>
+        <w:tab/>
+      </w:r>
+      <w:r>
+        <w:rPr>
+          <w:rFonts w:ascii="宋体" w:hAnsi="宋体"/>
+          <w:sz w:val="24"/>
+        </w:rPr>
+        <w:t>在C++底层工程实践中，传统基于深度优先搜索（DFS）的递归“种子填充”算法在面对大面积缺陷时，极易因递归调用过深而引发线程栈溢出（Stack Overflow）导致系统崩溃。本系统采用的两遍扫描法结合一维数组模拟并查集，完全避免了递归调用，仅需两次线性内存遍历即可完成复杂拓扑结构的分析。最后，系统通过比对计算出的 Areak</w:t>
+      </w:r>
+      <w:r>
+        <w:rPr>
+          <w:sz w:val="24"/>
+        </w:rPr>
+        <w:t>​</w:t>
+      </w:r>
+      <w:r>
+        <w:rPr>
+          <w:rFonts w:ascii="宋体" w:hAnsi="宋体"/>
+          <w:sz w:val="24"/>
+        </w:rPr>
+        <w:t xml:space="preserve"> 与预设的真实缺陷面积阈值，剔除最后残存的微小干扰，并将有效缺陷的坐标数据传递给前端Qt的图形渲染模块进行可视化警示。</w:t>
+      </w:r>
     </w:p>
     <w:p>
       <w:pPr>
         <w:pStyle w:val="1"/>
-        <w:rPr>
-          <w:rFonts w:hint="eastAsia"/>
-        </w:rPr>
       </w:pPr>
       <w:r>
         <w:rPr>
@@ -14680,21 +15616,1400 @@
     <w:p>
       <w:pPr>
         <w:rPr>
-          <w:rFonts w:ascii="宋体" w:hAnsi="宋体" w:hint="eastAsia"/>
-          <w:sz w:val="24"/>
-        </w:rPr>
-      </w:pPr>
-    </w:p>
-    <w:p>
-      <w:pPr>
-        <w:rPr>
-          <w:rFonts w:ascii="宋体" w:hAnsi="宋体" w:hint="eastAsia"/>
-          <w:sz w:val="24"/>
+          <w:rFonts w:hint="eastAsia"/>
+          <w:sz w:val="24"/>
+        </w:rPr>
+      </w:pPr>
+      <w:r>
+        <w:tab/>
+      </w:r>
+      <w:r>
+        <w:rPr>
+          <w:sz w:val="24"/>
+        </w:rPr>
+        <w:t>本章结合半导体封装过程中的实际质量把控需求，全面分析芯片缺陷检测系统应具备的功能需求与非功能需求，并评估系统实现的可行性，明确系统的运行环境要求，为后续的总体架构设计与详细模块设计奠定基础。</w:t>
+      </w:r>
+    </w:p>
+    <w:p>
+      <w:pPr>
+        <w:pStyle w:val="2"/>
+      </w:pPr>
+      <w:r>
+        <w:rPr>
+          <w:rFonts w:hint="eastAsia"/>
+        </w:rPr>
+        <w:t>3.1 需求分析</w:t>
+      </w:r>
+    </w:p>
+    <w:p>
+      <w:pPr>
+        <w:pStyle w:val="3"/>
+      </w:pPr>
+      <w:r>
+        <w:rPr>
+          <w:rFonts w:hint="eastAsia"/>
+        </w:rPr>
+        <w:t>3.1.1 设计目标</w:t>
+      </w:r>
+    </w:p>
+    <w:p>
+      <w:pPr>
+        <w:rPr>
+          <w:rFonts w:hint="eastAsia"/>
+        </w:rPr>
+      </w:pPr>
+      <w:r>
+        <w:tab/>
+      </w:r>
+      <w:r>
+        <w:rPr>
+          <w:rFonts w:hint="eastAsia"/>
+        </w:rPr>
+        <w:t>本系统旨在开发一套集图像处理、特征提取与交互展示于一体的芯片缺陷检测软件，具体实现以下核心功能：</w:t>
+      </w:r>
+    </w:p>
+    <w:p>
+      <w:pPr>
+        <w:ind w:firstLine="420"/>
+        <w:rPr>
+          <w:rFonts w:hint="eastAsia"/>
+        </w:rPr>
+      </w:pPr>
+      <w:r>
+        <w:rPr>
+          <w:rFonts w:hint="eastAsia"/>
+        </w:rPr>
+        <w:t xml:space="preserve">1. </w:t>
+      </w:r>
+      <w:r>
+        <w:rPr>
+          <w:rFonts w:hint="eastAsia"/>
+        </w:rPr>
+        <w:t>图像数据接入与管理：</w:t>
+      </w:r>
+      <w:r>
+        <w:rPr>
+          <w:rFonts w:hint="eastAsia"/>
+        </w:rPr>
+        <w:t xml:space="preserve"> </w:t>
+      </w:r>
+      <w:r>
+        <w:rPr>
+          <w:rFonts w:hint="eastAsia"/>
+        </w:rPr>
+        <w:t>支持导入工业相机采集的主流格式图像（如</w:t>
+      </w:r>
+      <w:r>
+        <w:rPr>
+          <w:rFonts w:hint="eastAsia"/>
+        </w:rPr>
+        <w:t>BMP</w:t>
+      </w:r>
+      <w:r>
+        <w:rPr>
+          <w:rFonts w:hint="eastAsia"/>
+        </w:rPr>
+        <w:t>、</w:t>
+      </w:r>
+      <w:r>
+        <w:rPr>
+          <w:rFonts w:hint="eastAsia"/>
+        </w:rPr>
+        <w:t>JPG</w:t>
+      </w:r>
+      <w:r>
+        <w:rPr>
+          <w:rFonts w:hint="eastAsia"/>
+        </w:rPr>
+        <w:t>、</w:t>
+      </w:r>
+      <w:r>
+        <w:rPr>
+          <w:rFonts w:hint="eastAsia"/>
+        </w:rPr>
+        <w:t>PNG</w:t>
+      </w:r>
+      <w:r>
+        <w:rPr>
+          <w:rFonts w:hint="eastAsia"/>
+        </w:rPr>
+        <w:t>），支持文件的单张加载与批量读取，确保图像矩阵数据在系统内部的有效组织与安全流转。</w:t>
+      </w:r>
+    </w:p>
+    <w:p>
+      <w:pPr>
+        <w:ind w:firstLine="420"/>
+        <w:rPr>
+          <w:rFonts w:hint="eastAsia"/>
+        </w:rPr>
+      </w:pPr>
+      <w:r>
+        <w:rPr>
+          <w:rFonts w:hint="eastAsia"/>
+        </w:rPr>
+        <w:t>2.</w:t>
+      </w:r>
+      <w:r>
+        <w:rPr>
+          <w:rFonts w:hint="eastAsia"/>
+        </w:rPr>
+        <w:t>图像预处理与特征增强：</w:t>
+      </w:r>
+      <w:r>
+        <w:rPr>
+          <w:rFonts w:hint="eastAsia"/>
+        </w:rPr>
+        <w:t xml:space="preserve"> </w:t>
+      </w:r>
+      <w:r>
+        <w:rPr>
+          <w:rFonts w:hint="eastAsia"/>
+        </w:rPr>
+        <w:t>提供平滑滤波与锐化功能，有效抑制工业现场光学采集带来的随机</w:t>
+      </w:r>
+      <w:r>
+        <w:rPr>
+          <w:rFonts w:hint="eastAsia"/>
+        </w:rPr>
+        <w:lastRenderedPageBreak/>
+        <w:t>噪声，并强化微小缺陷（如表面划痕、引脚变形）的边缘特征，为后续分割提供高质量的图像输入。</w:t>
+      </w:r>
+    </w:p>
+    <w:p>
+      <w:pPr>
+        <w:ind w:firstLine="420"/>
+        <w:rPr>
+          <w:rFonts w:hint="eastAsia"/>
+        </w:rPr>
+      </w:pPr>
+      <w:r>
+        <w:rPr>
+          <w:rFonts w:hint="eastAsia"/>
+        </w:rPr>
+        <w:t>3.</w:t>
+      </w:r>
+      <w:r>
+        <w:rPr>
+          <w:rFonts w:hint="eastAsia"/>
+        </w:rPr>
+        <w:t>自适应缺陷分割：</w:t>
+      </w:r>
+      <w:r>
+        <w:rPr>
+          <w:rFonts w:hint="eastAsia"/>
+        </w:rPr>
+        <w:t xml:space="preserve"> </w:t>
+      </w:r>
+      <w:r>
+        <w:rPr>
+          <w:rFonts w:hint="eastAsia"/>
+        </w:rPr>
+        <w:t>具备基于全局灰度统计特性的自适应阈值分割能力。能够克服实际产线中打光不均、光源衰减等环境干扰，将潜在缺陷区域与芯片正常背景精确剥离。</w:t>
+      </w:r>
+    </w:p>
+    <w:p>
+      <w:pPr>
+        <w:ind w:firstLine="420"/>
+        <w:rPr>
+          <w:rFonts w:hint="eastAsia"/>
+        </w:rPr>
+      </w:pPr>
+      <w:r>
+        <w:rPr>
+          <w:rFonts w:hint="eastAsia"/>
+        </w:rPr>
+        <w:t>4.</w:t>
+      </w:r>
+      <w:r>
+        <w:rPr>
+          <w:rFonts w:hint="eastAsia"/>
+        </w:rPr>
+        <w:t>特征量化与目标提取：</w:t>
+      </w:r>
+      <w:r>
+        <w:rPr>
+          <w:rFonts w:hint="eastAsia"/>
+        </w:rPr>
+        <w:t xml:space="preserve"> </w:t>
+      </w:r>
+      <w:r>
+        <w:rPr>
+          <w:rFonts w:hint="eastAsia"/>
+        </w:rPr>
+        <w:t>构建完整的缺陷形态学处理与连通域分析流程。精确剔除图像中的微小粉尘噪点，精准计算每个有效缺陷的面积参数，并提取其空间坐标位置。</w:t>
+      </w:r>
+    </w:p>
+    <w:p>
+      <w:pPr>
+        <w:ind w:firstLine="420"/>
+        <w:rPr>
+          <w:rFonts w:hint="eastAsia"/>
+        </w:rPr>
+      </w:pPr>
+      <w:r>
+        <w:rPr>
+          <w:rFonts w:hint="eastAsia"/>
+        </w:rPr>
+        <w:t>5.</w:t>
+      </w:r>
+      <w:r>
+        <w:rPr>
+          <w:rFonts w:hint="eastAsia"/>
+        </w:rPr>
+        <w:t>人机交互与参数配置：</w:t>
+      </w:r>
+      <w:r>
+        <w:rPr>
+          <w:rFonts w:hint="eastAsia"/>
+        </w:rPr>
+        <w:t xml:space="preserve"> </w:t>
+      </w:r>
+      <w:r>
+        <w:rPr>
+          <w:rFonts w:hint="eastAsia"/>
+        </w:rPr>
+        <w:t>构建直观友好的图形用户界面（</w:t>
+      </w:r>
+      <w:r>
+        <w:rPr>
+          <w:rFonts w:hint="eastAsia"/>
+        </w:rPr>
+        <w:t>GUI</w:t>
+      </w:r>
+      <w:r>
+        <w:rPr>
+          <w:rFonts w:hint="eastAsia"/>
+        </w:rPr>
+        <w:t>）。支持图像缩放、平移等可视化操作；支持核心算法参数（如平滑程度、二值化阈值偏差、判定面积标准）的动态调整，并实时渲染处理结果。</w:t>
+      </w:r>
+    </w:p>
+    <w:p>
+      <w:pPr>
+        <w:ind w:firstLine="420"/>
+        <w:rPr>
+          <w:rFonts w:hint="eastAsia"/>
+        </w:rPr>
+      </w:pPr>
+      <w:r>
+        <w:rPr>
+          <w:rFonts w:hint="eastAsia"/>
+        </w:rPr>
+        <w:t>6.</w:t>
+      </w:r>
+      <w:r>
+        <w:rPr>
+          <w:rFonts w:hint="eastAsia"/>
+        </w:rPr>
+        <w:t>判定结果输出与展示：</w:t>
+      </w:r>
+      <w:r>
+        <w:rPr>
+          <w:rFonts w:hint="eastAsia"/>
+        </w:rPr>
+        <w:t xml:space="preserve"> </w:t>
+      </w:r>
+      <w:r>
+        <w:rPr>
+          <w:rFonts w:hint="eastAsia"/>
+        </w:rPr>
+        <w:t>根据计算出的缺陷特征与设定的公差标准，自动判定并显示当前芯片的检测结果（</w:t>
+      </w:r>
+      <w:r>
+        <w:rPr>
+          <w:rFonts w:hint="eastAsia"/>
+        </w:rPr>
+        <w:t>PASS / NG</w:t>
+      </w:r>
+      <w:r>
+        <w:rPr>
+          <w:rFonts w:hint="eastAsia"/>
+        </w:rPr>
+        <w:t>）。支持在原图上通过彩色边界框直观标定缺陷位置，并输出检测耗时等运行日志。</w:t>
+      </w:r>
+    </w:p>
+    <w:p>
+      <w:pPr>
+        <w:pStyle w:val="3"/>
+      </w:pPr>
+      <w:r>
+        <w:rPr>
+          <w:rFonts w:hint="eastAsia"/>
+        </w:rPr>
+        <w:t>3.1.2 设计原则</w:t>
+      </w:r>
+    </w:p>
+    <w:p>
+      <w:pPr>
+        <w:rPr>
+          <w:rFonts w:hint="eastAsia"/>
+        </w:rPr>
+      </w:pPr>
+      <w:r>
+        <w:tab/>
+      </w:r>
+      <w:r>
+        <w:rPr>
+          <w:rFonts w:hint="eastAsia"/>
+        </w:rPr>
+        <w:t>为满足工业现场缺陷检测对软件系统的高效性、可靠性与易用性要求，本系统的设计需遵循以下基本原则：</w:t>
+      </w:r>
+    </w:p>
+    <w:p>
+      <w:pPr>
+        <w:ind w:firstLine="420"/>
+        <w:rPr>
+          <w:rFonts w:hint="eastAsia"/>
+        </w:rPr>
+      </w:pPr>
+      <w:r>
+        <w:rPr>
+          <w:rFonts w:hint="eastAsia"/>
+        </w:rPr>
+        <w:t>1.</w:t>
+      </w:r>
+      <w:r>
+        <w:rPr>
+          <w:rFonts w:hint="eastAsia"/>
+        </w:rPr>
+        <w:t>模块化架构原则：</w:t>
+      </w:r>
+      <w:r>
+        <w:rPr>
+          <w:rFonts w:hint="eastAsia"/>
+        </w:rPr>
+        <w:t xml:space="preserve"> </w:t>
+      </w:r>
+      <w:r>
+        <w:rPr>
+          <w:rFonts w:hint="eastAsia"/>
+        </w:rPr>
+        <w:t>将系统逻辑严格划分为界面展示模块、图像解析模块与核心算法处理模块。各模块之间通过标准化接口进行数据交互，降低代码耦合度，便于后续算法的迭代升级与系统维护。</w:t>
+      </w:r>
+    </w:p>
+    <w:p>
+      <w:pPr>
+        <w:ind w:firstLine="420"/>
+        <w:rPr>
+          <w:rFonts w:hint="eastAsia"/>
+        </w:rPr>
+      </w:pPr>
+      <w:r>
+        <w:rPr>
+          <w:rFonts w:hint="eastAsia"/>
+        </w:rPr>
+        <w:t>2.</w:t>
+      </w:r>
+      <w:r>
+        <w:rPr>
+          <w:rFonts w:hint="eastAsia"/>
+        </w:rPr>
+        <w:t>算法鲁棒性与准确性：</w:t>
+      </w:r>
+      <w:r>
+        <w:rPr>
+          <w:rFonts w:hint="eastAsia"/>
+        </w:rPr>
+        <w:t xml:space="preserve"> </w:t>
+      </w:r>
+      <w:r>
+        <w:rPr>
+          <w:rFonts w:hint="eastAsia"/>
+        </w:rPr>
+        <w:t>针对半导体硅片的反光特性以及现场环境噪声，优化预处理与形态学算法逻辑，确保在不同批次、不同光照条件的检测场景下，系统均能保持稳定的检测精度，严格控制误报率与漏检率。</w:t>
+      </w:r>
+    </w:p>
+    <w:p>
+      <w:pPr>
+        <w:ind w:firstLine="420"/>
+        <w:rPr>
+          <w:rFonts w:hint="eastAsia"/>
+        </w:rPr>
+      </w:pPr>
+      <w:r>
+        <w:rPr>
+          <w:rFonts w:hint="eastAsia"/>
+        </w:rPr>
+        <w:t>3.</w:t>
+      </w:r>
+      <w:r>
+        <w:rPr>
+          <w:rFonts w:hint="eastAsia"/>
+        </w:rPr>
+        <w:t>高效性与实时响应：</w:t>
+      </w:r>
+      <w:r>
+        <w:rPr>
+          <w:rFonts w:hint="eastAsia"/>
+        </w:rPr>
+        <w:t xml:space="preserve"> </w:t>
+      </w:r>
+      <w:r>
+        <w:rPr>
+          <w:rFonts w:hint="eastAsia"/>
+        </w:rPr>
+        <w:t>工业流水线对检测节拍有严格限制。系统在设计时需重点优化核心矩阵运算的时间复杂度与内存调度机制，保证高分辨率图像的快速处理，确保界面操作的流畅性与检测结果的实时输出。</w:t>
+      </w:r>
+    </w:p>
+    <w:p>
+      <w:pPr>
+        <w:ind w:firstLine="420"/>
+        <w:rPr>
+          <w:rFonts w:hint="eastAsia"/>
+        </w:rPr>
+      </w:pPr>
+      <w:r>
+        <w:rPr>
+          <w:rFonts w:hint="eastAsia"/>
+        </w:rPr>
+        <w:t>4.</w:t>
+      </w:r>
+      <w:r>
+        <w:rPr>
+          <w:rFonts w:hint="eastAsia"/>
+        </w:rPr>
+        <w:t>操作友好性：</w:t>
+      </w:r>
+      <w:r>
+        <w:rPr>
+          <w:rFonts w:hint="eastAsia"/>
+        </w:rPr>
+        <w:t xml:space="preserve"> </w:t>
+      </w:r>
+      <w:r>
+        <w:rPr>
+          <w:rFonts w:hint="eastAsia"/>
+        </w:rPr>
+        <w:t>前端界面设计应符合工业操作人员的使用习惯，提供清晰的视觉层级与操作引导。复杂的算法逻辑应在后台隐蔽运行，前端仅暴露出关键且易于理解的调节参数，降低系统的操作门槛。</w:t>
+      </w:r>
+    </w:p>
+    <w:p>
+      <w:pPr>
+        <w:pStyle w:val="2"/>
+      </w:pPr>
+      <w:r>
+        <w:rPr>
+          <w:rFonts w:hint="eastAsia"/>
+        </w:rPr>
+        <w:t>3.2 系统可行性分析</w:t>
+      </w:r>
+    </w:p>
+    <w:p>
+      <w:pPr>
+        <w:pStyle w:val="3"/>
+      </w:pPr>
+      <w:r>
+        <w:rPr>
+          <w:rFonts w:hint="eastAsia"/>
+        </w:rPr>
+        <w:t>3.2.1 技术可行性</w:t>
+      </w:r>
+    </w:p>
+    <w:p>
+      <w:pPr>
+        <w:rPr>
+          <w:rFonts w:hint="eastAsia"/>
+        </w:rPr>
+      </w:pPr>
+      <w:r>
+        <w:tab/>
+      </w:r>
+      <w:r>
+        <w:rPr>
+          <w:rFonts w:hint="eastAsia"/>
+        </w:rPr>
+        <w:t>1.</w:t>
+      </w:r>
+      <w:r>
+        <w:rPr>
+          <w:rFonts w:hint="eastAsia"/>
+        </w:rPr>
+        <w:t>算法成熟度：</w:t>
+      </w:r>
+      <w:r>
+        <w:rPr>
+          <w:rFonts w:hint="eastAsia"/>
+        </w:rPr>
+        <w:t xml:space="preserve"> </w:t>
+      </w:r>
+      <w:r>
+        <w:rPr>
+          <w:rFonts w:hint="eastAsia"/>
+        </w:rPr>
+        <w:t>本系统所采用的核心算法（高斯平滑滤波、</w:t>
+      </w:r>
+      <w:r>
+        <w:rPr>
+          <w:rFonts w:hint="eastAsia"/>
+        </w:rPr>
+        <w:t>Sobel</w:t>
+      </w:r>
+      <w:r>
+        <w:rPr>
+          <w:rFonts w:hint="eastAsia"/>
+        </w:rPr>
+        <w:t>边缘提取、大津法自适应阈值分割、形态学运算以及连通域分析）均为数字图像处理与计算机视觉领域的经典方法。这些算法具有极其完善的数学理论基础，在二维平面缺陷检测、轮廓提取等工业场景中已有数十年的广泛应用与实践验证，理论体系与技术路线完全成熟。</w:t>
+      </w:r>
+    </w:p>
+    <w:p>
+      <w:pPr>
+        <w:ind w:firstLine="420"/>
+        <w:rPr>
+          <w:rFonts w:hint="eastAsia"/>
+        </w:rPr>
+      </w:pPr>
+      <w:r>
+        <w:rPr>
+          <w:rFonts w:hint="eastAsia"/>
+        </w:rPr>
+        <w:t>2.</w:t>
+      </w:r>
+      <w:r>
+        <w:rPr>
+          <w:rFonts w:hint="eastAsia"/>
+        </w:rPr>
+        <w:t>开发环境与框架支持：</w:t>
+      </w:r>
+      <w:r>
+        <w:rPr>
+          <w:rFonts w:hint="eastAsia"/>
+        </w:rPr>
+        <w:t xml:space="preserve"> </w:t>
+      </w:r>
+      <w:r>
+        <w:rPr>
+          <w:rFonts w:hint="eastAsia"/>
+        </w:rPr>
+        <w:t>系统核心算法层采用标准</w:t>
+      </w:r>
+      <w:r>
+        <w:rPr>
+          <w:rFonts w:hint="eastAsia"/>
+        </w:rPr>
+        <w:t>C++</w:t>
+      </w:r>
+      <w:r>
+        <w:rPr>
+          <w:rFonts w:hint="eastAsia"/>
+        </w:rPr>
+        <w:t>语言编写，前端交互采用</w:t>
+      </w:r>
+      <w:r>
+        <w:rPr>
+          <w:rFonts w:hint="eastAsia"/>
+        </w:rPr>
+        <w:t>Qt</w:t>
+      </w:r>
+      <w:r>
+        <w:rPr>
+          <w:rFonts w:hint="eastAsia"/>
+        </w:rPr>
+        <w:t>跨平台应用开发框架。</w:t>
+      </w:r>
+      <w:r>
+        <w:rPr>
+          <w:rFonts w:hint="eastAsia"/>
+        </w:rPr>
+        <w:t>C++</w:t>
+      </w:r>
+      <w:r>
+        <w:rPr>
+          <w:rFonts w:hint="eastAsia"/>
+        </w:rPr>
+        <w:t>语言具备卓越的内存调度机制与运行效率，能够胜任高分辨率工业图像的密集型矩阵运算；</w:t>
+      </w:r>
+      <w:r>
+        <w:rPr>
+          <w:rFonts w:hint="eastAsia"/>
+        </w:rPr>
+        <w:t>Qt</w:t>
+      </w:r>
+      <w:r>
+        <w:rPr>
+          <w:rFonts w:hint="eastAsia"/>
+        </w:rPr>
+        <w:t>框架则提供了极其稳定的图形渲染组件与信号槽通信机制。两者结合是目前工业界开发高性能视觉检测软件的主流技术栈，开发技术完全可行。</w:t>
+      </w:r>
+    </w:p>
+    <w:p>
+      <w:pPr>
+        <w:ind w:firstLine="420"/>
+        <w:rPr>
+          <w:rFonts w:hint="eastAsia"/>
+        </w:rPr>
+      </w:pPr>
+      <w:r>
+        <w:rPr>
+          <w:rFonts w:hint="eastAsia"/>
+        </w:rPr>
+        <w:t>3.</w:t>
+      </w:r>
+      <w:r>
+        <w:rPr>
+          <w:rFonts w:hint="eastAsia"/>
+        </w:rPr>
+        <w:t>数据兼容与平台可移植性：</w:t>
+      </w:r>
+      <w:r>
+        <w:rPr>
+          <w:rFonts w:hint="eastAsia"/>
+        </w:rPr>
+        <w:t xml:space="preserve"> </w:t>
+      </w:r>
+      <w:r>
+        <w:rPr>
+          <w:rFonts w:hint="eastAsia"/>
+        </w:rPr>
+        <w:t>核心算法模块与系统</w:t>
+      </w:r>
+      <w:r>
+        <w:rPr>
+          <w:rFonts w:hint="eastAsia"/>
+        </w:rPr>
+        <w:t>UI</w:t>
+      </w:r>
+      <w:r>
+        <w:rPr>
+          <w:rFonts w:hint="eastAsia"/>
+        </w:rPr>
+        <w:t>实现了高度解耦，数据接口规范标准。系统不仅兼容</w:t>
+      </w:r>
+      <w:r>
+        <w:rPr>
+          <w:rFonts w:hint="eastAsia"/>
+        </w:rPr>
+        <w:t>BMP</w:t>
+      </w:r>
+      <w:r>
+        <w:rPr>
+          <w:rFonts w:hint="eastAsia"/>
+        </w:rPr>
+        <w:t>、</w:t>
+      </w:r>
+      <w:r>
+        <w:rPr>
+          <w:rFonts w:hint="eastAsia"/>
+        </w:rPr>
+        <w:t>PNG</w:t>
+      </w:r>
+      <w:r>
+        <w:rPr>
+          <w:rFonts w:hint="eastAsia"/>
+        </w:rPr>
+        <w:t>、</w:t>
+      </w:r>
+      <w:r>
+        <w:rPr>
+          <w:rFonts w:hint="eastAsia"/>
+        </w:rPr>
+        <w:t>JPG</w:t>
+      </w:r>
+      <w:r>
+        <w:rPr>
+          <w:rFonts w:hint="eastAsia"/>
+        </w:rPr>
+        <w:t>等主流工业图像格式的解析，且由于核心代码基于标准</w:t>
+      </w:r>
+      <w:r>
+        <w:rPr>
+          <w:rFonts w:hint="eastAsia"/>
+        </w:rPr>
+        <w:t>C++</w:t>
+      </w:r>
+      <w:r>
+        <w:rPr>
+          <w:rFonts w:hint="eastAsia"/>
+        </w:rPr>
+        <w:t>规范开发，具备优异的跨平台编译能力，可灵活部署于</w:t>
+      </w:r>
+      <w:r>
+        <w:rPr>
+          <w:rFonts w:hint="eastAsia"/>
+        </w:rPr>
+        <w:t>Windows</w:t>
+      </w:r>
+      <w:r>
+        <w:rPr>
+          <w:rFonts w:hint="eastAsia"/>
+        </w:rPr>
+        <w:t>工控机或基于</w:t>
+      </w:r>
+      <w:r>
+        <w:rPr>
+          <w:rFonts w:hint="eastAsia"/>
+        </w:rPr>
+        <w:t>Linux</w:t>
+      </w:r>
+      <w:r>
+        <w:rPr>
+          <w:rFonts w:hint="eastAsia"/>
+        </w:rPr>
+        <w:t>的边缘计算设备。</w:t>
+      </w:r>
+    </w:p>
+    <w:p>
+      <w:pPr>
+        <w:pStyle w:val="3"/>
+      </w:pPr>
+      <w:r>
+        <w:rPr>
+          <w:rFonts w:hint="eastAsia"/>
+        </w:rPr>
+        <w:lastRenderedPageBreak/>
+        <w:t>3.2.2 经济可行性</w:t>
+      </w:r>
+    </w:p>
+    <w:p>
+      <w:pPr>
+        <w:rPr>
+          <w:rFonts w:hint="eastAsia"/>
+        </w:rPr>
+      </w:pPr>
+      <w:r>
+        <w:tab/>
+      </w:r>
+      <w:r>
+        <w:rPr>
+          <w:rFonts w:hint="eastAsia"/>
+        </w:rPr>
+        <w:t>1.</w:t>
+      </w:r>
+      <w:r>
+        <w:rPr>
+          <w:rFonts w:hint="eastAsia"/>
+        </w:rPr>
+        <w:t>部署与授权成本可控：</w:t>
+      </w:r>
+      <w:r>
+        <w:rPr>
+          <w:rFonts w:hint="eastAsia"/>
+        </w:rPr>
+        <w:t xml:space="preserve"> </w:t>
+      </w:r>
+      <w:r>
+        <w:rPr>
+          <w:rFonts w:hint="eastAsia"/>
+        </w:rPr>
+        <w:t>系统的核心图像处理模块为完全自主研发实现，在实际工业部署中，无需向第三方商业视觉软件（如</w:t>
+      </w:r>
+      <w:r>
+        <w:rPr>
+          <w:rFonts w:hint="eastAsia"/>
+        </w:rPr>
+        <w:t>Halcon</w:t>
+      </w:r>
+      <w:r>
+        <w:rPr>
+          <w:rFonts w:hint="eastAsia"/>
+        </w:rPr>
+        <w:t>、</w:t>
+      </w:r>
+      <w:r>
+        <w:rPr>
+          <w:rFonts w:hint="eastAsia"/>
+        </w:rPr>
+        <w:t>VisionPro</w:t>
+      </w:r>
+      <w:r>
+        <w:rPr>
+          <w:rFonts w:hint="eastAsia"/>
+        </w:rPr>
+        <w:t>等）支付高昂的运行环境（</w:t>
+      </w:r>
+      <w:r>
+        <w:rPr>
+          <w:rFonts w:hint="eastAsia"/>
+        </w:rPr>
+        <w:t>Runtime</w:t>
+      </w:r>
+      <w:r>
+        <w:rPr>
+          <w:rFonts w:hint="eastAsia"/>
+        </w:rPr>
+        <w:t>）授权费用。此外，系统通过算法优化降低了资源消耗，常规的工业计算机即可满足运行要求，无需采购昂贵的高端计算硬件，大幅降低了企业的初期投入与运营成本。</w:t>
+      </w:r>
+    </w:p>
+    <w:p>
+      <w:pPr>
+        <w:ind w:firstLine="420"/>
+        <w:rPr>
+          <w:rFonts w:hint="eastAsia"/>
+        </w:rPr>
+      </w:pPr>
+      <w:r>
+        <w:rPr>
+          <w:rFonts w:hint="eastAsia"/>
+        </w:rPr>
+        <w:t>2.</w:t>
+      </w:r>
+      <w:r>
+        <w:rPr>
+          <w:rFonts w:hint="eastAsia"/>
+        </w:rPr>
+        <w:t>产业替代与市场价值：</w:t>
+      </w:r>
+      <w:r>
+        <w:rPr>
+          <w:rFonts w:hint="eastAsia"/>
+        </w:rPr>
+        <w:t xml:space="preserve"> </w:t>
+      </w:r>
+      <w:r>
+        <w:rPr>
+          <w:rFonts w:hint="eastAsia"/>
+        </w:rPr>
+        <w:t>在当前半导体制造与检测设备加速实现国产化的行业大背景下，具备极高性价比和完全自主知识产权的缺陷检测软件具有广切的市场需求。本系统提供了一种经济高效的视觉检测替代方案，对于推动中小型芯片封装企业提升自动化质检水平具有显著的经济效益。</w:t>
+      </w:r>
+    </w:p>
+    <w:p>
+      <w:pPr>
+        <w:pStyle w:val="3"/>
+      </w:pPr>
+      <w:r>
+        <w:rPr>
+          <w:rFonts w:hint="eastAsia"/>
+        </w:rPr>
+        <w:t>3.2.3 操作可行性</w:t>
+      </w:r>
+    </w:p>
+    <w:p>
+      <w:pPr>
+        <w:ind w:firstLine="420"/>
+        <w:rPr>
+          <w:rFonts w:hint="eastAsia"/>
+        </w:rPr>
+      </w:pPr>
+      <w:r>
+        <w:rPr>
+          <w:rFonts w:hint="eastAsia"/>
+        </w:rPr>
+        <w:t>1.</w:t>
+      </w:r>
+      <w:r>
+        <w:rPr>
+          <w:rFonts w:hint="eastAsia"/>
+        </w:rPr>
+        <w:t>交互设计直观规范：</w:t>
+      </w:r>
+      <w:r>
+        <w:rPr>
+          <w:rFonts w:hint="eastAsia"/>
+        </w:rPr>
+        <w:t xml:space="preserve"> </w:t>
+      </w:r>
+      <w:r>
+        <w:rPr>
+          <w:rFonts w:hint="eastAsia"/>
+        </w:rPr>
+        <w:t>系统前端采用图形化用户界面（</w:t>
+      </w:r>
+      <w:r>
+        <w:rPr>
+          <w:rFonts w:hint="eastAsia"/>
+        </w:rPr>
+        <w:t>GUI</w:t>
+      </w:r>
+      <w:r>
+        <w:rPr>
+          <w:rFonts w:hint="eastAsia"/>
+        </w:rPr>
+        <w:t>）设计，整体布局遵循主流工业软件规范，合理划分为文件管理栏、图像可视化主区、参数配置侧边栏与底部状态日志区。核心检测流程被封装为可视化的控制按钮，非专业软件开发人员经过简单培训即可上手操作，有效降低了工业现场的人工干预难度。</w:t>
+      </w:r>
+    </w:p>
+    <w:p>
+      <w:pPr>
+        <w:ind w:firstLine="420"/>
+        <w:rPr>
+          <w:rFonts w:hint="eastAsia"/>
+        </w:rPr>
+      </w:pPr>
+      <w:r>
+        <w:rPr>
+          <w:rFonts w:hint="eastAsia"/>
+        </w:rPr>
+        <w:t>2.</w:t>
+      </w:r>
+      <w:r>
+        <w:rPr>
+          <w:rFonts w:hint="eastAsia"/>
+        </w:rPr>
+        <w:t>参数调试与结果反馈便捷：</w:t>
+      </w:r>
+      <w:r>
+        <w:rPr>
+          <w:rFonts w:hint="eastAsia"/>
+        </w:rPr>
+        <w:t xml:space="preserve"> </w:t>
+      </w:r>
+      <w:r>
+        <w:rPr>
+          <w:rFonts w:hint="eastAsia"/>
+        </w:rPr>
+        <w:t>针对工业现场不同批次产品可能存在的光照波动与材质差异，系统提供了灵活的参数动态配置功能（如滑动调节高斯核大小、二值化容差等）。操作人员在调整参数时，视图区可实时同步渲染最新的处理结果（如显示阈值分割前后的对比图），这种“所见即所得”的调试机制极大地提升了产线换型时的操作便利性与效率</w:t>
+      </w:r>
+    </w:p>
+    <w:p>
+      <w:pPr>
+        <w:pStyle w:val="2"/>
+      </w:pPr>
+      <w:r>
+        <w:rPr>
+          <w:rFonts w:hint="eastAsia"/>
+        </w:rPr>
+        <w:t>3.3 运行需求</w:t>
+      </w:r>
+    </w:p>
+    <w:p/>
+    <w:p>
+      <w:pPr>
+        <w:rPr>
+          <w:rFonts w:hint="eastAsia"/>
+        </w:rPr>
+      </w:pPr>
+      <w:r>
+        <w:tab/>
+      </w:r>
+      <w:r>
+        <w:rPr>
+          <w:rFonts w:hint="eastAsia"/>
+        </w:rPr>
+        <w:t>1.</w:t>
+      </w:r>
+      <w:r>
+        <w:rPr>
+          <w:rFonts w:hint="eastAsia"/>
+        </w:rPr>
+        <w:t>操作系统</w:t>
+      </w:r>
+      <w:r>
+        <w:rPr>
+          <w:rFonts w:hint="eastAsia"/>
+        </w:rPr>
+        <w:t xml:space="preserve">: </w:t>
+      </w:r>
+      <w:r>
+        <w:rPr>
+          <w:rFonts w:hint="eastAsia"/>
+        </w:rPr>
+        <w:t xml:space="preserve">Ubuntu 20.04 LTS </w:t>
+      </w:r>
+      <w:r>
+        <w:rPr>
+          <w:rFonts w:hint="eastAsia"/>
+        </w:rPr>
+        <w:t>或</w:t>
+      </w:r>
+      <w:r>
+        <w:rPr>
+          <w:rFonts w:hint="eastAsia"/>
+        </w:rPr>
+        <w:t xml:space="preserve"> Windows 10/11 (64</w:t>
+      </w:r>
+      <w:r>
+        <w:rPr>
+          <w:rFonts w:hint="eastAsia"/>
+        </w:rPr>
+        <w:t>位</w:t>
+      </w:r>
+      <w:r>
+        <w:rPr>
+          <w:rFonts w:hint="eastAsia"/>
+        </w:rPr>
+        <w:t>)</w:t>
+      </w:r>
+    </w:p>
+    <w:p>
+      <w:pPr>
+        <w:rPr>
+          <w:rFonts w:hint="eastAsia"/>
+        </w:rPr>
+      </w:pPr>
+      <w:r>
+        <w:tab/>
+      </w:r>
+      <w:r>
+        <w:rPr>
+          <w:rFonts w:hint="eastAsia"/>
+        </w:rPr>
+        <w:t>2.</w:t>
+      </w:r>
+      <w:r>
+        <w:rPr>
+          <w:rFonts w:hint="eastAsia"/>
+        </w:rPr>
+        <w:t>CPU</w:t>
+      </w:r>
+      <w:r>
+        <w:rPr>
+          <w:rFonts w:hint="eastAsia"/>
+        </w:rPr>
+        <w:t xml:space="preserve">: </w:t>
+      </w:r>
+      <w:r>
+        <w:rPr>
+          <w:rFonts w:hint="eastAsia"/>
+        </w:rPr>
+        <w:t>多核处理器</w:t>
+      </w:r>
+      <w:r>
+        <w:rPr>
+          <w:rFonts w:hint="eastAsia"/>
+        </w:rPr>
+        <w:t>(</w:t>
+      </w:r>
+      <w:r>
+        <w:rPr>
+          <w:rFonts w:hint="eastAsia"/>
+        </w:rPr>
+        <w:t>≥</w:t>
+      </w:r>
+      <w:r>
+        <w:rPr>
+          <w:rFonts w:hint="eastAsia"/>
+        </w:rPr>
+        <w:t xml:space="preserve">4 </w:t>
+      </w:r>
+      <w:r>
+        <w:rPr>
+          <w:rFonts w:hint="eastAsia"/>
+        </w:rPr>
+        <w:t>核，主频≥</w:t>
+      </w:r>
+      <w:r>
+        <w:rPr>
+          <w:rFonts w:hint="eastAsia"/>
+        </w:rPr>
+        <w:t>3.0GHz)</w:t>
+      </w:r>
+    </w:p>
+    <w:p>
+      <w:pPr>
+        <w:ind w:firstLine="420"/>
+        <w:rPr>
+          <w:rFonts w:hint="eastAsia"/>
+        </w:rPr>
+      </w:pPr>
+      <w:r>
+        <w:rPr>
+          <w:rFonts w:hint="eastAsia"/>
+        </w:rPr>
+        <w:t>3.</w:t>
+      </w:r>
+      <w:r>
+        <w:rPr>
+          <w:rFonts w:hint="eastAsia"/>
+        </w:rPr>
+        <w:t>内存</w:t>
+      </w:r>
+      <w:r>
+        <w:rPr>
+          <w:rFonts w:hint="eastAsia"/>
+        </w:rPr>
+        <w:t>:</w:t>
+      </w:r>
+      <w:r>
+        <w:rPr>
+          <w:rFonts w:hint="eastAsia"/>
+        </w:rPr>
+        <w:t xml:space="preserve"> 4 </w:t>
+      </w:r>
+      <w:r>
+        <w:rPr>
+          <w:rFonts w:hint="eastAsia"/>
+        </w:rPr>
+        <w:t xml:space="preserve">GB </w:t>
+      </w:r>
+      <w:r>
+        <w:rPr>
+          <w:rFonts w:hint="eastAsia"/>
+        </w:rPr>
+        <w:t>及以上</w:t>
+      </w:r>
+    </w:p>
+    <w:p>
+      <w:pPr>
+        <w:ind w:firstLine="420"/>
+      </w:pPr>
+      <w:r>
+        <w:rPr>
+          <w:rFonts w:hint="eastAsia"/>
+        </w:rPr>
+        <w:t>4.</w:t>
+      </w:r>
+      <w:r>
+        <w:rPr>
+          <w:rFonts w:hint="eastAsia"/>
+        </w:rPr>
+        <w:t>依赖库</w:t>
+      </w:r>
+      <w:r>
+        <w:rPr>
+          <w:rFonts w:hint="eastAsia"/>
+        </w:rPr>
+        <w:t xml:space="preserve">: </w:t>
+      </w:r>
+      <w:r>
+        <w:rPr>
+          <w:rFonts w:hint="eastAsia"/>
+        </w:rPr>
+        <w:t>Qt</w:t>
+      </w:r>
+      <w:r>
+        <w:rPr>
+          <w:rFonts w:hint="eastAsia"/>
+        </w:rPr>
+        <w:t>库</w:t>
+      </w:r>
+      <w:r>
+        <w:rPr>
+          <w:rFonts w:hint="eastAsia"/>
+        </w:rPr>
+        <w:t xml:space="preserve">: Qt6 </w:t>
+      </w:r>
+      <w:r>
+        <w:t>Widgets</w:t>
+      </w:r>
+      <w:r>
+        <w:rPr>
+          <w:rFonts w:hint="eastAsia"/>
+        </w:rPr>
+        <w:t xml:space="preserve"> </w:t>
+      </w:r>
+    </w:p>
+    <w:p>
+      <w:pPr>
+        <w:ind w:firstLine="420"/>
+        <w:rPr>
+          <w:rFonts w:hint="eastAsia"/>
+        </w:rPr>
+      </w:pPr>
+      <w:r>
+        <w:tab/>
+      </w:r>
+      <w:r>
+        <w:tab/>
+      </w:r>
+      <w:r>
+        <w:rPr>
+          <w:rFonts w:hint="eastAsia"/>
+        </w:rPr>
+        <w:t>C++</w:t>
+      </w:r>
+      <w:r>
+        <w:rPr>
+          <w:rFonts w:hint="eastAsia"/>
+        </w:rPr>
+        <w:t>标准库</w:t>
+      </w:r>
+      <w:r>
+        <w:rPr>
+          <w:rFonts w:hint="eastAsia"/>
+        </w:rPr>
+        <w:t xml:space="preserve">: C++11 </w:t>
+      </w:r>
+      <w:r>
+        <w:rPr>
+          <w:rFonts w:hint="eastAsia"/>
+        </w:rPr>
+        <w:t>及以上</w:t>
+      </w:r>
+    </w:p>
+    <w:p>
+      <w:pPr>
+        <w:pStyle w:val="1"/>
+        <w:rPr>
+          <w:rFonts w:hint="eastAsia"/>
+        </w:rPr>
+      </w:pPr>
+      <w:r>
+        <w:rPr>
+          <w:rFonts w:hint="eastAsia"/>
+        </w:rPr>
+        <w:t>4 系统总体设计</w:t>
+      </w:r>
+    </w:p>
+    <w:p>
+      <w:pPr>
+        <w:pStyle w:val="2"/>
+      </w:pPr>
+      <w:r>
+        <w:rPr>
+          <w:rFonts w:hint="eastAsia"/>
+        </w:rPr>
+        <w:t>4.1 系统功能设计</w:t>
+      </w:r>
+    </w:p>
+    <w:p>
+      <w:pPr>
+        <w:rPr>
+          <w:noProof/>
+          <w14:ligatures w14:val="standardContextual"/>
+        </w:rPr>
+      </w:pPr>
+      <w:r>
+        <w:rPr>
+          <w:noProof/>
+          <w14:ligatures w14:val="standardContextual"/>
+        </w:rPr>
+        <w:tab/>
+      </w:r>
+      <w:r>
+        <w:rPr>
+          <w:rFonts w:hint="eastAsia"/>
+          <w:noProof/>
+          <w14:ligatures w14:val="standardContextual"/>
+        </w:rPr>
+        <w:t>本芯片缺陷检测系统主要功能模块包括：</w:t>
+      </w:r>
+      <w:r>
+        <w:rPr>
+          <w:noProof/>
+          <w14:ligatures w14:val="standardContextual"/>
+        </w:rPr>
+        <w:t>导入文件，模板匹配（包括预处理和图像差分），连通域分析（包括阈值分割），缺陷分析，导出结果</w:t>
+      </w:r>
+      <w:r>
+        <w:rPr>
+          <w:rFonts w:hint="eastAsia"/>
+          <w:noProof/>
+          <w14:ligatures w14:val="standardContextual"/>
+        </w:rPr>
+        <w:t>。如图</w:t>
+      </w:r>
+      <w:r>
+        <w:rPr>
+          <w:rFonts w:hint="eastAsia"/>
+          <w:noProof/>
+          <w14:ligatures w14:val="standardContextual"/>
+        </w:rPr>
+        <w:t>4.1</w:t>
+      </w:r>
+      <w:r>
+        <w:rPr>
+          <w:rFonts w:hint="eastAsia"/>
+          <w:noProof/>
+          <w14:ligatures w14:val="standardContextual"/>
+        </w:rPr>
+        <w:t>所示。</w:t>
+      </w:r>
+    </w:p>
+    <w:p>
+      <w:pPr>
+        <w:rPr>
+          <w:noProof/>
+          <w14:ligatures w14:val="standardContextual"/>
+        </w:rPr>
+      </w:pPr>
+    </w:p>
+    <w:p>
+      <w:pPr>
+        <w:jc w:val="center"/>
+      </w:pPr>
+      <w:r>
+        <w:rPr>
+          <w:rFonts w:hint="eastAsia"/>
+          <w:noProof/>
+          <w14:ligatures w14:val="standardContextual"/>
+        </w:rPr>
+        <w:lastRenderedPageBreak/>
+        <w:drawing>
+          <wp:anchor distT="0" distB="0" distL="114300" distR="114300" simplePos="0" relativeHeight="251668480" behindDoc="0" locked="0" layoutInCell="1" allowOverlap="1" wp14:anchorId="35759A94" wp14:editId="27890E0D">
+            <wp:simplePos x="0" y="0"/>
+            <wp:positionH relativeFrom="margin">
+              <wp:align>center</wp:align>
+            </wp:positionH>
+            <wp:positionV relativeFrom="paragraph">
+              <wp:posOffset>202565</wp:posOffset>
+            </wp:positionV>
+            <wp:extent cx="4133850" cy="3219450"/>
+            <wp:effectExtent l="0" t="0" r="0" b="0"/>
+            <wp:wrapTopAndBottom/>
+            <wp:docPr id="566386282" name="图片 10"/>
+            <wp:cNvGraphicFramePr>
+              <a:graphicFrameLocks xmlns:a="http://schemas.openxmlformats.org/drawingml/2006/main" noChangeAspect="1"/>
+            </wp:cNvGraphicFramePr>
+            <a:graphic xmlns:a="http://schemas.openxmlformats.org/drawingml/2006/main">
+              <a:graphicData uri="http://schemas.openxmlformats.org/drawingml/2006/picture">
+                <pic:pic xmlns:pic="http://schemas.openxmlformats.org/drawingml/2006/picture">
+                  <pic:nvPicPr>
+                    <pic:cNvPr id="566386282" name="图片 566386282"/>
+                    <pic:cNvPicPr/>
+                  </pic:nvPicPr>
+                  <pic:blipFill>
+                    <a:blip r:embed="rId21">
+                      <a:extLst>
+                        <a:ext uri="{28A0092B-C50C-407E-A947-70E740481C1C}">
+                          <a14:useLocalDpi xmlns:a14="http://schemas.microsoft.com/office/drawing/2010/main" val="0"/>
+                        </a:ext>
+                      </a:extLst>
+                    </a:blip>
+                    <a:stretch>
+                      <a:fillRect/>
+                    </a:stretch>
+                  </pic:blipFill>
+                  <pic:spPr>
+                    <a:xfrm>
+                      <a:off x="0" y="0"/>
+                      <a:ext cx="4133850" cy="3219450"/>
+                    </a:xfrm>
+                    <a:prstGeom prst="rect">
+                      <a:avLst/>
+                    </a:prstGeom>
+                  </pic:spPr>
+                </pic:pic>
+              </a:graphicData>
+            </a:graphic>
+          </wp:anchor>
+        </w:drawing>
+      </w:r>
+    </w:p>
+    <w:p>
+      <w:pPr>
+        <w:jc w:val="center"/>
+        <w:rPr>
+          <w:rFonts w:hint="eastAsia"/>
+        </w:rPr>
+      </w:pPr>
+      <w:r>
+        <w:rPr>
+          <w:rFonts w:hint="eastAsia"/>
+        </w:rPr>
+        <w:t>图</w:t>
+      </w:r>
+      <w:r>
+        <w:rPr>
+          <w:rFonts w:hint="eastAsia"/>
+        </w:rPr>
+        <w:t xml:space="preserve"> 4.1 </w:t>
+      </w:r>
+      <w:r>
+        <w:rPr>
+          <w:rFonts w:hint="eastAsia"/>
+        </w:rPr>
+        <w:t>系统主要功能模块</w:t>
+      </w:r>
+    </w:p>
+    <w:p>
+      <w:pPr>
+        <w:pStyle w:val="2"/>
+      </w:pPr>
+      <w:r>
+        <w:rPr>
+          <w:rFonts w:hint="eastAsia"/>
+        </w:rPr>
+        <w:t>4.2 用例图设计</w:t>
+      </w:r>
+    </w:p>
+    <w:p/>
+    <w:p>
+      <w:pPr>
+        <w:pStyle w:val="2"/>
+        <w:rPr>
+          <w:rFonts w:hint="eastAsia"/>
         </w:rPr>
         <w:sectPr>
-          <w:headerReference w:type="even" r:id="rId19"/>
-          <w:headerReference w:type="default" r:id="rId20"/>
-          <w:footerReference w:type="default" r:id="rId21"/>
+          <w:headerReference w:type="even" r:id="rId22"/>
+          <w:headerReference w:type="default" r:id="rId23"/>
+          <w:footerReference w:type="default" r:id="rId24"/>
           <w:footnotePr>
             <w:numFmt w:val="decimalEnclosedCircleChinese"/>
             <w:numRestart w:val="eachPage"/>
@@ -14706,6 +17021,12 @@
           <w:docGrid w:type="lines" w:linePitch="312"/>
         </w:sectPr>
       </w:pPr>
+      <w:r>
+        <w:rPr>
+          <w:rFonts w:hint="eastAsia"/>
+        </w:rPr>
+        <w:t>4.3 系统界面结构设计</w:t>
+      </w:r>
     </w:p>
     <w:p>
       <w:pPr>
@@ -14714,6 +17035,7 @@
         <w:keepLines w:val="0"/>
         <w:spacing w:before="360" w:after="360" w:line="400" w:lineRule="exact"/>
         <w:rPr>
+          <w:rFonts w:hint="eastAsia"/>
           <w:bCs/>
           <w:color w:val="000000"/>
           <w:szCs w:val="24"/>
@@ -14744,6 +17066,7 @@
       <w:r>
         <w:rPr>
           <w:rStyle w:val="afa"/>
+          <w:rFonts w:hint="eastAsia"/>
           <w:bCs/>
           <w:color w:val="000000"/>
           <w:sz w:val="48"/>
@@ -14758,7 +17081,7 @@
         <w:spacing w:before="240" w:after="240" w:line="400" w:lineRule="exact"/>
         <w:ind w:left="272" w:hanging="272"/>
         <w:rPr>
-          <w:rFonts w:ascii="Times New Roman"/>
+          <w:rFonts w:ascii="Times New Roman" w:hint="eastAsia"/>
           <w:b/>
           <w:bCs/>
           <w:color w:val="000000"/>
@@ -14798,7 +17121,7 @@
       <w:r>
         <w:rPr>
           <w:rStyle w:val="afa"/>
-          <w:rFonts w:ascii="Times New Roman"/>
+          <w:rFonts w:ascii="Times New Roman" w:hint="eastAsia"/>
           <w:b/>
           <w:bCs/>
           <w:color w:val="000000"/>
@@ -14832,7 +17155,7 @@
         <w:spacing w:before="240" w:after="240" w:line="400" w:lineRule="exact"/>
         <w:ind w:left="272" w:hanging="272"/>
         <w:rPr>
-          <w:rFonts w:ascii="Times New Roman"/>
+          <w:rFonts w:ascii="Times New Roman" w:hint="eastAsia"/>
           <w:b/>
           <w:bCs/>
           <w:color w:val="000000"/>
@@ -14869,6 +17192,7 @@
         <w:keepLines w:val="0"/>
         <w:spacing w:before="120" w:after="120" w:line="400" w:lineRule="exact"/>
         <w:rPr>
+          <w:rFonts w:hint="eastAsia"/>
           <w:bCs/>
           <w:color w:val="000000"/>
           <w:sz w:val="24"/>
@@ -14917,6 +17241,7 @@
       <w:r>
         <w:rPr>
           <w:rStyle w:val="afa"/>
+          <w:rFonts w:hint="eastAsia"/>
           <w:bCs/>
           <w:color w:val="000000"/>
           <w:sz w:val="24"/>
@@ -14991,7 +17316,7 @@
         <w:spacing w:before="240" w:after="240" w:line="400" w:lineRule="exact"/>
         <w:ind w:left="272" w:hanging="272"/>
         <w:rPr>
-          <w:rFonts w:ascii="Times New Roman"/>
+          <w:rFonts w:ascii="Times New Roman" w:hint="eastAsia"/>
           <w:b/>
           <w:bCs/>
           <w:color w:val="000000"/>
@@ -15048,6 +17373,7 @@
         <w:keepLines w:val="0"/>
         <w:spacing w:before="120" w:after="120" w:line="400" w:lineRule="exact"/>
         <w:rPr>
+          <w:rFonts w:hint="eastAsia"/>
           <w:bCs/>
           <w:color w:val="000000"/>
           <w:sz w:val="24"/>
@@ -15185,7 +17511,7 @@
                     </pic:cNvPicPr>
                   </pic:nvPicPr>
                   <pic:blipFill>
-                    <a:blip r:embed="rId25">
+                    <a:blip r:embed="rId28">
                       <a:extLst>
                         <a:ext uri="{28A0092B-C50C-407E-A947-70E740481C1C}">
                           <a14:useLocalDpi xmlns:a14="http://schemas.microsoft.com/office/drawing/2010/main" val="0"/>
@@ -15492,8 +17818,8 @@
           <w:sz w:val="24"/>
         </w:rPr>
         <w:sectPr>
-          <w:headerReference w:type="even" r:id="rId26"/>
-          <w:headerReference w:type="default" r:id="rId27"/>
+          <w:headerReference w:type="even" r:id="rId29"/>
+          <w:headerReference w:type="default" r:id="rId30"/>
           <w:footnotePr>
             <w:numFmt w:val="decimalEnclosedCircleChinese"/>
             <w:numRestart w:val="eachPage"/>
@@ -15903,7 +18229,7 @@
           <w:sz w:val="24"/>
         </w:rPr>
         <w:sectPr>
-          <w:headerReference w:type="default" r:id="rId28"/>
+          <w:headerReference w:type="default" r:id="rId31"/>
           <w:footnotePr>
             <w:numFmt w:val="decimalEnclosedCircleChinese"/>
             <w:numRestart w:val="eachPage"/>
@@ -15932,6 +18258,7 @@
         <w:keepLines w:val="0"/>
         <w:spacing w:before="360" w:after="360" w:line="400" w:lineRule="exact"/>
         <w:rPr>
+          <w:rFonts w:hint="eastAsia"/>
           <w:bCs/>
           <w:color w:val="000000"/>
           <w:szCs w:val="24"/>
@@ -15964,6 +18291,7 @@
       <w:r>
         <w:rPr>
           <w:rStyle w:val="afa"/>
+          <w:rFonts w:hint="eastAsia"/>
           <w:bCs/>
           <w:color w:val="000000"/>
           <w:sz w:val="48"/>
@@ -16035,7 +18363,7 @@
           <w:sz w:val="24"/>
         </w:rPr>
         <w:sectPr>
-          <w:headerReference w:type="even" r:id="rId29"/>
+          <w:headerReference w:type="even" r:id="rId32"/>
           <w:footnotePr>
             <w:numFmt w:val="decimalEnclosedCircleChinese"/>
             <w:numRestart w:val="eachPage"/>
@@ -16097,6 +18425,7 @@
         <w:spacing w:before="360" w:after="360" w:line="400" w:lineRule="exact"/>
         <w:ind w:firstLine="643"/>
         <w:rPr>
+          <w:rFonts w:hint="eastAsia"/>
           <w:color w:val="000000"/>
           <w:sz w:val="32"/>
           <w:szCs w:val="32"/>
@@ -16120,6 +18449,7 @@
       <w:r>
         <w:rPr>
           <w:rStyle w:val="afa"/>
+          <w:rFonts w:hint="eastAsia"/>
           <w:color w:val="000000"/>
           <w:sz w:val="32"/>
           <w:szCs w:val="32"/>
@@ -16218,8 +18548,8 @@
           <w:sz w:val="24"/>
         </w:rPr>
         <w:sectPr>
-          <w:headerReference w:type="even" r:id="rId30"/>
-          <w:headerReference w:type="default" r:id="rId31"/>
+          <w:headerReference w:type="even" r:id="rId33"/>
+          <w:headerReference w:type="default" r:id="rId34"/>
           <w:footnotePr>
             <w:numFmt w:val="decimalEnclosedCircleChinese"/>
             <w:numRestart w:val="eachPage"/>
@@ -16247,6 +18577,7 @@
         <w:pStyle w:val="1"/>
         <w:spacing w:before="360" w:after="360" w:line="400" w:lineRule="exact"/>
         <w:rPr>
+          <w:rFonts w:hint="eastAsia"/>
           <w:color w:val="000000"/>
           <w:sz w:val="32"/>
           <w:szCs w:val="32"/>
@@ -16643,8 +18974,8 @@
           <w:szCs w:val="24"/>
         </w:rPr>
         <w:sectPr>
-          <w:headerReference w:type="even" r:id="rId32"/>
-          <w:headerReference w:type="default" r:id="rId33"/>
+          <w:headerReference w:type="even" r:id="rId35"/>
+          <w:headerReference w:type="default" r:id="rId36"/>
           <w:footnotePr>
             <w:numFmt w:val="decimalEnclosedCircleChinese"/>
             <w:numRestart w:val="eachPage"/>
@@ -16705,6 +19036,7 @@
         <w:keepLines w:val="0"/>
         <w:spacing w:before="360" w:after="360" w:line="400" w:lineRule="exact"/>
         <w:rPr>
+          <w:rFonts w:hint="eastAsia"/>
           <w:color w:val="000000"/>
         </w:rPr>
       </w:pPr>
@@ -16725,6 +19057,7 @@
       <w:r>
         <w:rPr>
           <w:rStyle w:val="afa"/>
+          <w:rFonts w:hint="eastAsia"/>
           <w:color w:val="000000"/>
           <w:sz w:val="48"/>
           <w:szCs w:val="48"/>
@@ -16876,16 +19209,10 @@
       </w:r>
     </w:p>
     <w:p/>
-    <w:p>
-      <w:pPr>
-        <w:rPr>
-          <w:rFonts w:hint="eastAsia"/>
-        </w:rPr>
-      </w:pPr>
-    </w:p>
+    <w:p/>
     <w:sectPr>
-      <w:headerReference w:type="default" r:id="rId34"/>
-      <w:footerReference w:type="default" r:id="rId35"/>
+      <w:headerReference w:type="default" r:id="rId37"/>
+      <w:footerReference w:type="default" r:id="rId38"/>
       <w:pgSz w:w="11906" w:h="16838"/>
       <w:pgMar w:top="1701" w:right="1418" w:bottom="1361" w:left="1418" w:header="1134" w:footer="1134" w:gutter="0"/>
       <w:cols w:space="720"/>
@@ -16903,6 +19230,7 @@
         <w:pStyle w:val="1"/>
         <w:spacing w:before="360" w:after="360" w:line="400" w:lineRule="exact"/>
         <w:rPr>
+          <w:rFonts w:hint="eastAsia"/>
           <w:b/>
           <w:color w:val="FF0000"/>
           <w:sz w:val="21"/>
@@ -17143,6 +19471,7 @@
         <w:pStyle w:val="1"/>
         <w:spacing w:before="360" w:after="360" w:line="400" w:lineRule="exact"/>
         <w:rPr>
+          <w:rFonts w:hint="eastAsia"/>
           <w:b/>
           <w:color w:val="FF0000"/>
           <w:sz w:val="21"/>
@@ -17455,6 +19784,25 @@
   <w16cid:commentId w16cid:paraId="3E46D20C" w16cid:durableId="00000028"/>
   <w16cid:commentId w16cid:paraId="3DF4DC45" w16cid:durableId="00000029"/>
 </w16cid:commentsIds>
+</file>
+
+<file path=word/endnotes.xml><?xml version="1.0" encoding="utf-8"?>
+<w:endnotes xmlns:wpc="http://schemas.microsoft.com/office/word/2010/wordprocessingCanvas" xmlns:cx="http://schemas.microsoft.com/office/drawing/2014/chartex" xmlns:cx1="http://schemas.microsoft.com/office/drawing/2015/9/8/chartex" xmlns:cx2="http://schemas.microsoft.com/office/drawing/2015/10/21/chartex" xmlns:cx3="http://schemas.microsoft.com/office/drawing/2016/5/9/chartex" xmlns:cx4="http://schemas.microsoft.com/office/drawing/2016/5/10/chartex" xmlns:cx5="http://schemas.microsoft.com/office/drawing/2016/5/11/chartex" xmlns:cx6="http://schemas.microsoft.com/office/drawing/2016/5/12/chartex" xmlns:cx7="http://schemas.microsoft.com/office/drawing/2016/5/13/chartex" xmlns:cx8="http://schemas.microsoft.com/office/drawing/2016/5/14/chartex" xmlns:mc="http://schemas.openxmlformats.org/markup-compatibility/2006" xmlns:aink="http://schemas.microsoft.com/office/drawing/2016/ink" xmlns:am3d="http://schemas.microsoft.com/office/drawing/2017/model3d" xmlns:o="urn:schemas-microsoft-com:office:office" xmlns:oel="http://schemas.microsoft.com/office/2019/extlst" xmlns:r="http://schemas.openxmlformats.org/officeDocument/2006/relationships" xmlns:m="http://schemas.openxmlformats.org/officeDocument/2006/math" xmlns:v="urn:schemas-microsoft-com:vml" xmlns:wp14="http://schemas.microsoft.com/office/word/2010/wordprocessingDrawing" xmlns:wp="http://schemas.openxmlformats.org/drawingml/2006/wordprocessingDrawing" xmlns:w10="urn:schemas-microsoft-com:office:word" xmlns:w="http://schemas.openxmlformats.org/wordprocessingml/2006/main" xmlns:w14="http://schemas.microsoft.com/office/word/2010/wordml" xmlns:w15="http://schemas.microsoft.com/office/word/2012/wordml" xmlns:w16cex="http://schemas.microsoft.com/office/word/2018/wordml/cex" xmlns:w16cid="http://schemas.microsoft.com/office/word/2016/wordml/cid" xmlns:w16="http://schemas.microsoft.com/office/word/2018/wordml" xmlns:w16du="http://schemas.microsoft.com/office/word/2023/wordml/word16du" xmlns:w16sdtdh="http://schemas.microsoft.com/office/word/2020/wordml/sdtdatahash" xmlns:w16sdtfl="http://schemas.microsoft.com/office/word/2024/wordml/sdtformatlock" xmlns:w16se="http://schemas.microsoft.com/office/word/2015/wordml/symex" xmlns:wpg="http://schemas.microsoft.com/office/word/2010/wordprocessingGroup" xmlns:wpi="http://schemas.microsoft.com/office/word/2010/wordprocessingInk" xmlns:wne="http://schemas.microsoft.com/office/word/2006/wordml" xmlns:wps="http://schemas.microsoft.com/office/word/2010/wordprocessingShape" mc:Ignorable="w14 w15 w16se w16cid w16 w16cex w16sdtdh w16sdtfl w16du wp14">
+  <w:endnote w:type="separator" w:id="-1">
+    <w:p>
+      <w:r>
+        <w:separator/>
+      </w:r>
+    </w:p>
+  </w:endnote>
+  <w:endnote w:type="continuationSeparator" w:id="0">
+    <w:p>
+      <w:r>
+        <w:continuationSeparator/>
+      </w:r>
+    </w:p>
+  </w:endnote>
+</w:endnotes>
 </file>
 
 <file path=word/footer1.xml><?xml version="1.0" encoding="utf-8"?>
@@ -17753,6 +20101,25 @@
     </w:pPr>
   </w:p>
 </w:ftr>
+</file>
+
+<file path=word/footnotes.xml><?xml version="1.0" encoding="utf-8"?>
+<w:footnotes xmlns:wpc="http://schemas.microsoft.com/office/word/2010/wordprocessingCanvas" xmlns:cx="http://schemas.microsoft.com/office/drawing/2014/chartex" xmlns:cx1="http://schemas.microsoft.com/office/drawing/2015/9/8/chartex" xmlns:cx2="http://schemas.microsoft.com/office/drawing/2015/10/21/chartex" xmlns:cx3="http://schemas.microsoft.com/office/drawing/2016/5/9/chartex" xmlns:cx4="http://schemas.microsoft.com/office/drawing/2016/5/10/chartex" xmlns:cx5="http://schemas.microsoft.com/office/drawing/2016/5/11/chartex" xmlns:cx6="http://schemas.microsoft.com/office/drawing/2016/5/12/chartex" xmlns:cx7="http://schemas.microsoft.com/office/drawing/2016/5/13/chartex" xmlns:cx8="http://schemas.microsoft.com/office/drawing/2016/5/14/chartex" xmlns:mc="http://schemas.openxmlformats.org/markup-compatibility/2006" xmlns:aink="http://schemas.microsoft.com/office/drawing/2016/ink" xmlns:am3d="http://schemas.microsoft.com/office/drawing/2017/model3d" xmlns:o="urn:schemas-microsoft-com:office:office" xmlns:oel="http://schemas.microsoft.com/office/2019/extlst" xmlns:r="http://schemas.openxmlformats.org/officeDocument/2006/relationships" xmlns:m="http://schemas.openxmlformats.org/officeDocument/2006/math" xmlns:v="urn:schemas-microsoft-com:vml" xmlns:wp14="http://schemas.microsoft.com/office/word/2010/wordprocessingDrawing" xmlns:wp="http://schemas.openxmlformats.org/drawingml/2006/wordprocessingDrawing" xmlns:w10="urn:schemas-microsoft-com:office:word" xmlns:w="http://schemas.openxmlformats.org/wordprocessingml/2006/main" xmlns:w14="http://schemas.microsoft.com/office/word/2010/wordml" xmlns:w15="http://schemas.microsoft.com/office/word/2012/wordml" xmlns:w16cex="http://schemas.microsoft.com/office/word/2018/wordml/cex" xmlns:w16cid="http://schemas.microsoft.com/office/word/2016/wordml/cid" xmlns:w16="http://schemas.microsoft.com/office/word/2018/wordml" xmlns:w16du="http://schemas.microsoft.com/office/word/2023/wordml/word16du" xmlns:w16sdtdh="http://schemas.microsoft.com/office/word/2020/wordml/sdtdatahash" xmlns:w16sdtfl="http://schemas.microsoft.com/office/word/2024/wordml/sdtformatlock" xmlns:w16se="http://schemas.microsoft.com/office/word/2015/wordml/symex" xmlns:wpg="http://schemas.microsoft.com/office/word/2010/wordprocessingGroup" xmlns:wpi="http://schemas.microsoft.com/office/word/2010/wordprocessingInk" xmlns:wne="http://schemas.microsoft.com/office/word/2006/wordml" xmlns:wps="http://schemas.microsoft.com/office/word/2010/wordprocessingShape" mc:Ignorable="w14 w15 w16se w16cid w16 w16cex w16sdtdh w16sdtfl w16du wp14">
+  <w:footnote w:type="separator" w:id="-1">
+    <w:p>
+      <w:r>
+        <w:separator/>
+      </w:r>
+    </w:p>
+  </w:footnote>
+  <w:footnote w:type="continuationSeparator" w:id="0">
+    <w:p>
+      <w:r>
+        <w:continuationSeparator/>
+      </w:r>
+    </w:p>
+  </w:footnote>
+</w:footnotes>
 </file>
 
 <file path=word/header1.xml><?xml version="1.0" encoding="utf-8"?>
